--- a/documentacion/manuales/MANUAL_DE_USUARIO.docx
+++ b/documentacion/manuales/MANUAL_DE_USUARIO.docx
@@ -10,7 +10,7 @@
       <w:r>
         <w:drawing>
           <wp:inline xmlns:a="http://schemas.openxmlformats.org/drawingml/2006/main" xmlns:pic="http://schemas.openxmlformats.org/drawingml/2006/picture">
-            <wp:extent cx="1512000" cy="1462125"/>
+            <wp:extent cx="1224000" cy="1224000"/>
             <wp:docPr id="1" name="Picture 1"/>
             <wp:cNvGraphicFramePr>
               <a:graphicFrameLocks noChangeAspect="1"/>
@@ -19,7 +19,7 @@
               <a:graphicData uri="http://schemas.openxmlformats.org/drawingml/2006/picture">
                 <pic:pic>
                   <pic:nvPicPr>
-                    <pic:cNvPr id="0" name="logo.png"/>
+                    <pic:cNvPr id="0" name="logo-vicmar.png"/>
                     <pic:cNvPicPr/>
                   </pic:nvPicPr>
                   <pic:blipFill>
@@ -31,7 +31,7 @@
                   <pic:spPr>
                     <a:xfrm>
                       <a:off x="0" y="0"/>
-                      <a:ext cx="1512000" cy="1462125"/>
+                      <a:ext cx="1224000" cy="1224000"/>
                     </a:xfrm>
                     <a:prstGeom prst="rect"/>
                   </pic:spPr>
@@ -105,7 +105,7 @@
           <w:color w:val="FF6900"/>
           <w:sz w:val="36"/>
         </w:rPr>
-        <w:t>VicMar Data AI</w:t>
+        <w:t>VicMar</w:t>
       </w:r>
     </w:p>
     <w:p>
@@ -117,9 +117,9 @@
           <w:color w:val="5B7385"/>
           <w:sz w:val="24"/>
         </w:rPr>
-        <w:t>Predicción del abandono estudiantil con inteligencia de negocios</w:t>
+        <w:t>Alerta temprana del abandono en estudiantes universitarios</w:t>
         <w:br/>
-        <w:t>y consultas en lenguaje natural</w:t>
+        <w:t>con aprendizaje automático y consulta conversacional</w:t>
       </w:r>
     </w:p>
     <w:p>
@@ -163,7 +163,7 @@
           <w:color w:val="5B7385"/>
           <w:sz w:val="20"/>
         </w:rPr>
-        <w:t>1.0 · octubre de 2026 · Milagro, Ecuador</w:t>
+        <w:t>3.0 · octubre de 2026 (corresponde a la versión 3 del prototipo) · Milagro, Ecuador</w:t>
       </w:r>
     </w:p>
     <w:p>
@@ -209,15 +209,7 @@
       </w:r>
       <w:r>
         <w:rPr/>
-        <w:t xml:space="preserve">autoridades académicas (decanos, directores de carrera), personal de bienestar estudiantil y administradores del sistema. No hace falta saber de bases de datos ni de programación. Si el sistema todavía no está instalado, empiece por el </w:t>
-      </w:r>
-      <w:r>
-        <w:rPr/>
-        <w:t>Manual técnico de instalación</w:t>
-      </w:r>
-      <w:r>
-        <w:rPr/>
-        <w:t>.</w:t>
+        <w:t xml:space="preserve"> autoridades académicas, personal de bienestar estudiantil y administración de TI que usan el sistema desde el navegador. No hace falta ningún conocimiento técnico.</w:t>
       </w:r>
     </w:p>
     <w:p>
@@ -225,13 +217,13 @@
         <w:pStyle w:val="Heading2"/>
       </w:pPr>
       <w:r>
-        <w:t>1. Qué hace el sistema</w:t>
+        <w:t>1. Para qué sirve</w:t>
       </w:r>
     </w:p>
     <w:p>
       <w:r>
         <w:rPr/>
-        <w:t xml:space="preserve">VicMar Data AI estima, para cada alumno activo, la </w:t>
+        <w:t xml:space="preserve">VicMar estima, para cada estudiante con matrícula vigente, la </w:t>
       </w:r>
       <w:r>
         <w:rPr>
@@ -241,7 +233,7 @@
       </w:r>
       <w:r>
         <w:rPr/>
-        <w:t xml:space="preserve">, explica los tres motivos que más pesan en esa estimación y permite consultar los datos de la institución </w:t>
+        <w:t xml:space="preserve">, explica las tres razones que más pesan en esa estimación, sugiere acciones de acompañamiento y permite consultar las cifras de la institución </w:t>
       </w:r>
       <w:r>
         <w:rPr>
@@ -286,7 +278,7 @@
                 <w:color w:val="FFFFFF"/>
                 <w:sz w:val="19"/>
               </w:rPr>
-              <w:t>Para…</w:t>
+              <w:t>Si usted necesita…</w:t>
             </w:r>
           </w:p>
         </w:tc>
@@ -310,7 +302,7 @@
                 <w:color w:val="FFFFFF"/>
                 <w:sz w:val="19"/>
               </w:rPr>
-              <w:t>Use…</w:t>
+              <w:t>Use</w:t>
             </w:r>
           </w:p>
         </w:tc>
@@ -329,7 +321,7 @@
               <w:rPr>
                 <w:sz w:val="19"/>
               </w:rPr>
-              <w:t>Saber qué alumnos necesitan atención primero</w:t>
+              <w:t>Ver de un vistazo cómo está la institución</w:t>
             </w:r>
           </w:p>
         </w:tc>
@@ -344,16 +336,10 @@
             <w:r/>
             <w:r>
               <w:rPr>
-                <w:sz w:val="19"/>
-              </w:rPr>
-              <w:t xml:space="preserve">El panel </w:t>
-            </w:r>
-            <w:r>
-              <w:rPr>
                 <w:b/>
                 <w:sz w:val="19"/>
               </w:rPr>
-              <w:t>Riesgo de abandono estudiantil</w:t>
+              <w:t>Panel ejecutivo</w:t>
             </w:r>
             <w:r>
               <w:rPr>
@@ -379,7 +365,7 @@
               <w:rPr>
                 <w:sz w:val="19"/>
               </w:rPr>
-              <w:t>Saber qué carreras priorizar</w:t>
+              <w:t>Saber a quién atender primero</w:t>
             </w:r>
           </w:p>
         </w:tc>
@@ -395,22 +381,104 @@
             <w:r/>
             <w:r>
               <w:rPr>
-                <w:sz w:val="19"/>
-              </w:rPr>
-              <w:t xml:space="preserve">La tarjeta </w:t>
-            </w:r>
-            <w:r>
-              <w:rPr>
                 <w:b/>
                 <w:sz w:val="19"/>
               </w:rPr>
-              <w:t>Inteligencia institucional</w:t>
+              <w:t>Estudiantes en riesgo</w:t>
             </w:r>
             <w:r>
               <w:rPr>
                 <w:sz w:val="19"/>
               </w:rPr>
               <w:t xml:space="preserve"> (sección 5)</w:t>
+            </w:r>
+          </w:p>
+        </w:tc>
+      </w:tr>
+      <w:tr>
+        <w:tc>
+          <w:tcPr>
+            <w:tcW w:type="dxa" w:w="4703"/>
+          </w:tcPr>
+          <w:p>
+            <w:pPr>
+              <w:spacing w:after="0"/>
+            </w:pPr>
+            <w:r/>
+            <w:r>
+              <w:rPr>
+                <w:sz w:val="19"/>
+              </w:rPr>
+              <w:t>Entender por qué un estudiante está en riesgo</w:t>
+            </w:r>
+          </w:p>
+        </w:tc>
+        <w:tc>
+          <w:tcPr>
+            <w:tcW w:type="dxa" w:w="4703"/>
+          </w:tcPr>
+          <w:p>
+            <w:pPr>
+              <w:spacing w:after="0"/>
+            </w:pPr>
+            <w:r/>
+            <w:r>
+              <w:rPr>
+                <w:b/>
+                <w:sz w:val="19"/>
+              </w:rPr>
+              <w:t>Ficha del estudiante</w:t>
+            </w:r>
+            <w:r>
+              <w:rPr>
+                <w:sz w:val="19"/>
+              </w:rPr>
+              <w:t xml:space="preserve"> (sección 6)</w:t>
+            </w:r>
+          </w:p>
+        </w:tc>
+      </w:tr>
+      <w:tr>
+        <w:tc>
+          <w:tcPr>
+            <w:tcW w:type="dxa" w:w="4703"/>
+            <w:shd w:val="clear" w:color="auto" w:fill="F2F6F9"/>
+          </w:tcPr>
+          <w:p>
+            <w:pPr>
+              <w:spacing w:after="0"/>
+            </w:pPr>
+            <w:r/>
+            <w:r>
+              <w:rPr>
+                <w:sz w:val="19"/>
+              </w:rPr>
+              <w:t>Registrar una tutoría, consejería o apoyo</w:t>
+            </w:r>
+          </w:p>
+        </w:tc>
+        <w:tc>
+          <w:tcPr>
+            <w:tcW w:type="dxa" w:w="4703"/>
+            <w:shd w:val="clear" w:color="auto" w:fill="F2F6F9"/>
+          </w:tcPr>
+          <w:p>
+            <w:pPr>
+              <w:spacing w:after="0"/>
+            </w:pPr>
+            <w:r/>
+            <w:r>
+              <w:rPr>
+                <w:b/>
+                <w:sz w:val="19"/>
+              </w:rPr>
+              <w:t>Seguimiento</w:t>
+            </w:r>
+            <w:r>
+              <w:rPr>
+                <w:sz w:val="19"/>
+              </w:rPr>
+              <w:t xml:space="preserve"> (sección 7)</w:t>
             </w:r>
           </w:p>
         </w:tc>
@@ -444,22 +512,16 @@
             <w:r/>
             <w:r>
               <w:rPr>
-                <w:sz w:val="19"/>
-              </w:rPr>
-              <w:t xml:space="preserve">El </w:t>
-            </w:r>
-            <w:r>
-              <w:rPr>
                 <w:b/>
                 <w:sz w:val="19"/>
               </w:rPr>
-              <w:t>chat</w:t>
+              <w:t>Consulta conversacional</w:t>
             </w:r>
             <w:r>
               <w:rPr>
                 <w:sz w:val="19"/>
               </w:rPr>
-              <w:t xml:space="preserve"> (sección 6)</w:t>
+              <w:t xml:space="preserve"> (sección 8)</w:t>
             </w:r>
           </w:p>
         </w:tc>
@@ -479,7 +541,7 @@
               <w:rPr>
                 <w:sz w:val="19"/>
               </w:rPr>
-              <w:t>Llevar los datos a un informe</w:t>
+              <w:t>Decidir qué carreras priorizar</w:t>
             </w:r>
           </w:p>
         </w:tc>
@@ -495,35 +557,147 @@
             <w:r/>
             <w:r>
               <w:rPr>
+                <w:b/>
                 <w:sz w:val="19"/>
               </w:rPr>
-              <w:t xml:space="preserve">Los botones </w:t>
+              <w:t>Carreras</w:t>
             </w:r>
+            <w:r>
+              <w:rPr>
+                <w:sz w:val="19"/>
+              </w:rPr>
+              <w:t xml:space="preserve"> (sección 9)</w:t>
+            </w:r>
+          </w:p>
+        </w:tc>
+      </w:tr>
+      <w:tr>
+        <w:tc>
+          <w:tcPr>
+            <w:tcW w:type="dxa" w:w="4703"/>
+          </w:tcPr>
+          <w:p>
+            <w:pPr>
+              <w:spacing w:after="0"/>
+            </w:pPr>
+            <w:r/>
+            <w:r>
+              <w:rPr>
+                <w:sz w:val="19"/>
+              </w:rPr>
+              <w:t>Comparar con otras universidades</w:t>
+            </w:r>
+          </w:p>
+        </w:tc>
+        <w:tc>
+          <w:tcPr>
+            <w:tcW w:type="dxa" w:w="4703"/>
+          </w:tcPr>
+          <w:p>
+            <w:pPr>
+              <w:spacing w:after="0"/>
+            </w:pPr>
+            <w:r/>
             <w:r>
               <w:rPr>
                 <w:b/>
                 <w:sz w:val="19"/>
               </w:rPr>
-              <w:t>PDF</w:t>
+              <w:t>Referentes externos</w:t>
             </w:r>
             <w:r>
               <w:rPr>
                 <w:sz w:val="19"/>
               </w:rPr>
-              <w:t xml:space="preserve"> y </w:t>
+              <w:t xml:space="preserve"> (sección 10)</w:t>
             </w:r>
+          </w:p>
+        </w:tc>
+      </w:tr>
+      <w:tr>
+        <w:tc>
+          <w:tcPr>
+            <w:tcW w:type="dxa" w:w="4703"/>
+            <w:shd w:val="clear" w:color="auto" w:fill="F2F6F9"/>
+          </w:tcPr>
+          <w:p>
+            <w:pPr>
+              <w:spacing w:after="0"/>
+            </w:pPr>
+            <w:r/>
+            <w:r>
+              <w:rPr>
+                <w:sz w:val="19"/>
+              </w:rPr>
+              <w:t>Saber cuánto confiar en el modelo</w:t>
+            </w:r>
+          </w:p>
+        </w:tc>
+        <w:tc>
+          <w:tcPr>
+            <w:tcW w:type="dxa" w:w="4703"/>
+            <w:shd w:val="clear" w:color="auto" w:fill="F2F6F9"/>
+          </w:tcPr>
+          <w:p>
+            <w:pPr>
+              <w:spacing w:after="0"/>
+            </w:pPr>
+            <w:r/>
             <w:r>
               <w:rPr>
                 <w:b/>
                 <w:sz w:val="19"/>
               </w:rPr>
-              <w:t>Excel</w:t>
+              <w:t>Calidad del modelo</w:t>
             </w:r>
             <w:r>
               <w:rPr>
                 <w:sz w:val="19"/>
               </w:rPr>
-              <w:t xml:space="preserve"> (sección 7)</w:t>
+              <w:t xml:space="preserve"> (sección 11)</w:t>
+            </w:r>
+          </w:p>
+        </w:tc>
+      </w:tr>
+      <w:tr>
+        <w:tc>
+          <w:tcPr>
+            <w:tcW w:type="dxa" w:w="4703"/>
+          </w:tcPr>
+          <w:p>
+            <w:pPr>
+              <w:spacing w:after="0"/>
+            </w:pPr>
+            <w:r/>
+            <w:r>
+              <w:rPr>
+                <w:sz w:val="19"/>
+              </w:rPr>
+              <w:t>Llevar las cifras a una reunión</w:t>
+            </w:r>
+          </w:p>
+        </w:tc>
+        <w:tc>
+          <w:tcPr>
+            <w:tcW w:type="dxa" w:w="4703"/>
+          </w:tcPr>
+          <w:p>
+            <w:pPr>
+              <w:spacing w:after="0"/>
+            </w:pPr>
+            <w:r/>
+            <w:r>
+              <w:rPr>
+                <w:b/>
+                <w:sz w:val="19"/>
+              </w:rPr>
+              <w:t>Reportes ejecutivos</w:t>
+            </w:r>
+            <w:r>
+              <w:rPr>
+                <w:sz w:val="19"/>
+              </w:rPr>
+              <w:t xml:space="preserve"> (sección 12)</w:t>
             </w:r>
           </w:p>
         </w:tc>
@@ -536,27 +710,83 @@
     </w:p>
     <w:p>
       <w:pPr>
-        <w:pStyle w:val="Heading2"/>
+        <w:ind w:left="227"/>
+        <w:shd w:val="clear" w:color="auto" w:fill="EEF2F5"/>
       </w:pPr>
       <w:r>
-        <w:t>2. Ingresar al sistema</w:t>
+        <w:rPr>
+          <w:b/>
+        </w:rPr>
+        <w:t>Importante.</w:t>
+      </w:r>
+      <w:r>
+        <w:rPr/>
+        <w:t xml:space="preserve"> VicMar no decide nada por usted. Ordena y explica el riesgo para que bienestar estudiantil y las autoridades actúen a tiempo; la decisión de intervenir es siempre de una persona.</w:t>
       </w:r>
     </w:p>
     <w:p>
       <w:pPr>
-        <w:pStyle w:val="ListNumber"/>
+        <w:pStyle w:val="Heading2"/>
       </w:pPr>
       <w:r>
+        <w:t>2. Ingresar</w:t>
+      </w:r>
+    </w:p>
+    <w:p>
+      <w:r>
         <w:rPr/>
-        <w:t xml:space="preserve">Abra el navegador (Chrome, Edge o Firefox) en la dirección que le indique el personal de TI; en la instalación local es </w:t>
+        <w:t xml:space="preserve">Abra el navegador en la dirección que le indicó Administración de TI (en la instalación de prueba, </w:t>
       </w:r>
       <w:r>
-        <w:rPr/>
+        <w:rPr>
+          <w:rFonts w:ascii="Consolas" w:hAnsi="Consolas"/>
+          <w:color w:val="002E45"/>
+          <w:sz w:val="19"/>
+        </w:rPr>
         <w:t>http://localhost:3000</w:t>
       </w:r>
       <w:r>
         <w:rPr/>
-        <w:t>.</w:t>
+        <w:t>). La pantalla de apertura dibuja el emblema de VicMar y muestra las seis capacidades del sistema alrededor del formulario.</w:t>
+      </w:r>
+    </w:p>
+    <w:p>
+      <w:pPr>
+        <w:jc w:val="center"/>
+      </w:pPr>
+      <w:r>
+        <w:drawing>
+          <wp:inline xmlns:a="http://schemas.openxmlformats.org/drawingml/2006/main" xmlns:pic="http://schemas.openxmlformats.org/drawingml/2006/picture">
+            <wp:extent cx="5580000" cy="3487500"/>
+            <wp:docPr id="2" name="Picture 2"/>
+            <wp:cNvGraphicFramePr>
+              <a:graphicFrameLocks noChangeAspect="1"/>
+            </wp:cNvGraphicFramePr>
+            <a:graphic>
+              <a:graphicData uri="http://schemas.openxmlformats.org/drawingml/2006/picture">
+                <pic:pic>
+                  <pic:nvPicPr>
+                    <pic:cNvPr id="0" name="av2_cap_ingreso.png"/>
+                    <pic:cNvPicPr/>
+                  </pic:nvPicPr>
+                  <pic:blipFill>
+                    <a:blip r:embed="rId12"/>
+                    <a:stretch>
+                      <a:fillRect/>
+                    </a:stretch>
+                  </pic:blipFill>
+                  <pic:spPr>
+                    <a:xfrm>
+                      <a:off x="0" y="0"/>
+                      <a:ext cx="5580000" cy="3487500"/>
+                    </a:xfrm>
+                    <a:prstGeom prst="rect"/>
+                  </pic:spPr>
+                </pic:pic>
+              </a:graphicData>
+            </a:graphic>
+          </wp:inline>
+        </w:drawing>
       </w:r>
     </w:p>
     <w:p>
@@ -575,7 +805,19 @@
       </w:r>
       <w:r>
         <w:rPr/>
-        <w:t xml:space="preserve"> y su </w:t>
+        <w:t xml:space="preserve"> (</w:t>
+      </w:r>
+      <w:r>
+        <w:rPr>
+          <w:rFonts w:ascii="Consolas" w:hAnsi="Consolas"/>
+          <w:color w:val="002E45"/>
+          <w:sz w:val="19"/>
+        </w:rPr>
+        <w:t>nombre.apellido</w:t>
+      </w:r>
+      <w:r>
+        <w:rPr/>
+        <w:t xml:space="preserve">) y su </w:t>
       </w:r>
       <w:r>
         <w:rPr>
@@ -585,7 +827,7 @@
       </w:r>
       <w:r>
         <w:rPr/>
-        <w:t>. El ícono del ojo muestra u oculta la contraseña.</w:t>
+        <w:t>.</w:t>
       </w:r>
     </w:p>
     <w:p>
@@ -600,66 +842,17 @@
         <w:rPr>
           <w:b/>
         </w:rPr>
-        <w:t>Ingresar al sistema</w:t>
+        <w:t>Ingresar</w:t>
       </w:r>
       <w:r>
         <w:rPr/>
-        <w:t>.</w:t>
-      </w:r>
-    </w:p>
-    <w:p>
-      <w:pPr>
-        <w:jc w:val="center"/>
-      </w:pPr>
-      <w:r>
-        <w:drawing>
-          <wp:inline xmlns:a="http://schemas.openxmlformats.org/drawingml/2006/main" xmlns:pic="http://schemas.openxmlformats.org/drawingml/2006/picture">
-            <wp:extent cx="5580000" cy="3184068"/>
-            <wp:docPr id="2" name="Picture 2"/>
-            <wp:cNvGraphicFramePr>
-              <a:graphicFrameLocks noChangeAspect="1"/>
-            </wp:cNvGraphicFramePr>
-            <a:graphic>
-              <a:graphicData uri="http://schemas.openxmlformats.org/drawingml/2006/picture">
-                <pic:pic>
-                  <pic:nvPicPr>
-                    <pic:cNvPr id="0" name="01_inicio_de_sesion.png"/>
-                    <pic:cNvPicPr/>
-                  </pic:nvPicPr>
-                  <pic:blipFill>
-                    <a:blip r:embed="rId12"/>
-                    <a:stretch>
-                      <a:fillRect/>
-                    </a:stretch>
-                  </pic:blipFill>
-                  <pic:spPr>
-                    <a:xfrm>
-                      <a:off x="0" y="0"/>
-                      <a:ext cx="5580000" cy="3184068"/>
-                    </a:xfrm>
-                    <a:prstGeom prst="rect"/>
-                  </pic:spPr>
-                </pic:pic>
-              </a:graphicData>
-            </a:graphic>
-          </wp:inline>
-        </w:drawing>
+        <w:t>. El sistema abre la primera pantalla que su rol puede ver.</w:t>
       </w:r>
     </w:p>
     <w:p>
       <w:r>
         <w:rPr/>
-        <w:t xml:space="preserve">Si olvidó la contraseña, pulse </w:t>
-      </w:r>
-      <w:r>
-        <w:rPr>
-          <w:b/>
-        </w:rPr>
-        <w:t>¿Olvidaste tu contraseña?</w:t>
-      </w:r>
-      <w:r>
-        <w:rPr/>
-        <w:t>: el sistema envía un código de 6 dígitos a su correo (si el administrador configuró el correo saliente) o, si no, pida a un administrador que la restablezca.</w:t>
+        <w:t>Cinco intentos fallidos seguidos bloquean la cuenta durante cinco minutos, y cada ingreso queda en la bitácora de auditoría. Si olvidó su contraseña, pídale a Administración de TI que la restablezca.</w:t>
       </w:r>
     </w:p>
     <w:p>
@@ -667,7 +860,7 @@
         <w:pStyle w:val="Heading3"/>
       </w:pPr>
       <w:r>
-        <w:t>Qué ve cada rol</w:t>
+        <w:t>Roles</w:t>
       </w:r>
     </w:p>
     <w:tbl>
@@ -726,7 +919,7 @@
                 <w:color w:val="FFFFFF"/>
                 <w:sz w:val="19"/>
               </w:rPr>
-              <w:t>Ve</w:t>
+              <w:t>Qué puede hacer</w:t>
             </w:r>
           </w:p>
         </w:tc>
@@ -746,7 +939,7 @@
                 <w:b/>
                 <w:sz w:val="19"/>
               </w:rPr>
-              <w:t>ACADÉMICO</w:t>
+              <w:t>Autoridad académica</w:t>
             </w:r>
           </w:p>
         </w:tc>
@@ -763,7 +956,7 @@
               <w:rPr>
                 <w:sz w:val="19"/>
               </w:rPr>
-              <w:t>Panel de riesgo, inteligencia institucional, indicadores académicos y chat</w:t>
+              <w:t>Panel, estudiantes y fichas, carreras, referentes, calidad del modelo, consulta conversacional, reportes y lectura del seguimiento</w:t>
             </w:r>
           </w:p>
         </w:tc>
@@ -784,7 +977,7 @@
                 <w:b/>
                 <w:sz w:val="19"/>
               </w:rPr>
-              <w:t>ADMINISTRADOR</w:t>
+              <w:t>Bienestar estudiantil</w:t>
             </w:r>
           </w:p>
         </w:tc>
@@ -802,40 +995,14 @@
               <w:rPr>
                 <w:sz w:val="19"/>
               </w:rPr>
-              <w:t xml:space="preserve">Todo lo anterior, más </w:t>
+              <w:t xml:space="preserve">Todo lo anterior salvo la calidad del modelo, y además el simulador «¿qué pasaría si…?» y el </w:t>
             </w:r>
             <w:r>
               <w:rPr>
                 <w:b/>
                 <w:sz w:val="19"/>
               </w:rPr>
-              <w:t>Usuarios</w:t>
-            </w:r>
-            <w:r>
-              <w:rPr>
-                <w:sz w:val="19"/>
-              </w:rPr>
-              <w:t xml:space="preserve">, </w:t>
-            </w:r>
-            <w:r>
-              <w:rPr>
-                <w:b/>
-                <w:sz w:val="19"/>
-              </w:rPr>
-              <w:t>Nuevo usuario</w:t>
-            </w:r>
-            <w:r>
-              <w:rPr>
-                <w:sz w:val="19"/>
-              </w:rPr>
-              <w:t xml:space="preserve"> y </w:t>
-            </w:r>
-            <w:r>
-              <w:rPr>
-                <w:b/>
-                <w:sz w:val="19"/>
-              </w:rPr>
-              <w:t>Auditoría</w:t>
+              <w:t>registro y cierre de intervenciones</w:t>
             </w:r>
           </w:p>
         </w:tc>
@@ -855,7 +1022,7 @@
                 <w:b/>
                 <w:sz w:val="19"/>
               </w:rPr>
-              <w:t>CONTABILIDAD, RRHH, LOGÍSTICA</w:t>
+              <w:t>Administración de TI</w:t>
             </w:r>
           </w:p>
         </w:tc>
@@ -872,46 +1039,7 @@
               <w:rPr>
                 <w:sz w:val="19"/>
               </w:rPr>
-              <w:t>Los indicadores de su área; no ven datos académicos</w:t>
-            </w:r>
-          </w:p>
-        </w:tc>
-      </w:tr>
-      <w:tr>
-        <w:tc>
-          <w:tcPr>
-            <w:tcW w:type="dxa" w:w="4703"/>
-            <w:shd w:val="clear" w:color="auto" w:fill="F2F6F9"/>
-          </w:tcPr>
-          <w:p>
-            <w:pPr>
-              <w:spacing w:after="0"/>
-            </w:pPr>
-            <w:r/>
-            <w:r>
-              <w:rPr>
-                <w:b/>
-                <w:sz w:val="19"/>
-              </w:rPr>
-              <w:t>INVITADO</w:t>
-            </w:r>
-          </w:p>
-        </w:tc>
-        <w:tc>
-          <w:tcPr>
-            <w:tcW w:type="dxa" w:w="4703"/>
-            <w:shd w:val="clear" w:color="auto" w:fill="F2F6F9"/>
-          </w:tcPr>
-          <w:p>
-            <w:pPr>
-              <w:spacing w:after="0"/>
-            </w:pPr>
-            <w:r/>
-            <w:r>
-              <w:rPr>
-                <w:sz w:val="19"/>
-              </w:rPr>
-              <w:t>Una demostración con datos ficticios, sin conectarse a ninguna base</w:t>
+              <w:t>Todo lo anterior, y además cuentas de usuario, auditoría, estado del sistema y el SQL de las respuestas</w:t>
             </w:r>
           </w:p>
         </w:tc>
@@ -925,27 +1053,7 @@
     <w:p>
       <w:r>
         <w:rPr/>
-        <w:t xml:space="preserve">La sesión se cierra sola después de </w:t>
-      </w:r>
-      <w:r>
-        <w:rPr>
-          <w:b/>
-        </w:rPr>
-        <w:t>30 minutos sin actividad</w:t>
-      </w:r>
-      <w:r>
-        <w:rPr/>
-        <w:t xml:space="preserve">. Para salir antes, pulse </w:t>
-      </w:r>
-      <w:r>
-        <w:rPr>
-          <w:b/>
-        </w:rPr>
-        <w:t>Desconectar</w:t>
-      </w:r>
-      <w:r>
-        <w:rPr/>
-        <w:t xml:space="preserve"> (arriba a la derecha).</w:t>
+        <w:t>Las opciones que su rol no permite no aparecen en el menú.</w:t>
       </w:r>
     </w:p>
     <w:p>
@@ -953,38 +1061,78 @@
         <w:pStyle w:val="Heading2"/>
       </w:pPr>
       <w:r>
-        <w:t>3. Conectarse a la base de datos</w:t>
-      </w:r>
-    </w:p>
-    <w:p>
-      <w:r>
-        <w:rPr/>
-        <w:t>Al ingresar, el sistema todavía no sabe con qué institución trabajará. Este paso se hace una vez por sesión.</w:t>
+        <w:t>3. La pantalla</w:t>
       </w:r>
     </w:p>
     <w:p>
       <w:pPr>
-        <w:pStyle w:val="ListNumber"/>
+        <w:pStyle w:val="ListBullet"/>
       </w:pPr>
-      <w:r>
-        <w:rPr/>
-        <w:t xml:space="preserve">En el menú de la izquierda, pulse </w:t>
-      </w:r>
       <w:r>
         <w:rPr>
           <w:b/>
         </w:rPr>
-        <w:t>Bases de Datos</w:t>
+        <w:t>Barra lateral (izquierda):</w:t>
       </w:r>
       <w:r>
         <w:rPr/>
-        <w:t xml:space="preserve">. Se abre la pantalla </w:t>
+        <w:t xml:space="preserve"> el menú agrupado por proceso: </w:t>
       </w:r>
       <w:r>
         <w:rPr>
-          <w:b/>
+          <w:i/>
         </w:rPr>
-        <w:t>Orígenes de Datos</w:t>
+        <w:t>Inicio</w:t>
+      </w:r>
+      <w:r>
+        <w:rPr/>
+        <w:t xml:space="preserve">, </w:t>
+      </w:r>
+      <w:r>
+        <w:rPr>
+          <w:i/>
+        </w:rPr>
+        <w:t>Alerta temprana</w:t>
+      </w:r>
+      <w:r>
+        <w:rPr/>
+        <w:t xml:space="preserve">, </w:t>
+      </w:r>
+      <w:r>
+        <w:rPr>
+          <w:i/>
+        </w:rPr>
+        <w:t>Análisis institucional</w:t>
+      </w:r>
+      <w:r>
+        <w:rPr/>
+        <w:t xml:space="preserve">, </w:t>
+      </w:r>
+      <w:r>
+        <w:rPr>
+          <w:i/>
+        </w:rPr>
+        <w:t>Confianza</w:t>
+      </w:r>
+      <w:r>
+        <w:rPr/>
+        <w:t xml:space="preserve">, </w:t>
+      </w:r>
+      <w:r>
+        <w:rPr>
+          <w:i/>
+        </w:rPr>
+        <w:t>Reportes</w:t>
+      </w:r>
+      <w:r>
+        <w:rPr/>
+        <w:t xml:space="preserve"> y </w:t>
+      </w:r>
+      <w:r>
+        <w:rPr>
+          <w:i/>
+        </w:rPr>
+        <w:t>Administración</w:t>
       </w:r>
       <w:r>
         <w:rPr/>
@@ -993,128 +1141,70 @@
     </w:p>
     <w:p>
       <w:pPr>
-        <w:pStyle w:val="ListNumber"/>
+        <w:pStyle w:val="ListBullet"/>
       </w:pPr>
       <w:r>
+        <w:rPr>
+          <w:b/>
+        </w:rPr>
+        <w:t>Barra superior:</w:t>
+      </w:r>
+      <w:r>
         <w:rPr/>
-        <w:t xml:space="preserve">En </w:t>
+        <w:t xml:space="preserve"> la ruta en la que está (migas de pan), el </w:t>
       </w:r>
       <w:r>
         <w:rPr>
           <w:b/>
         </w:rPr>
-        <w:t>Nombre del servidor</w:t>
+        <w:t>selector de institución</w:t>
       </w:r>
       <w:r>
         <w:rPr/>
-        <w:t xml:space="preserve">, elija de la lista </w:t>
+        <w:t xml:space="preserve"> (por ejemplo, «UNEMI (datos de prueba)» con la etiqueta </w:t>
+      </w:r>
+      <w:r>
+        <w:rPr>
+          <w:i/>
+        </w:rPr>
+        <w:t>Datos sintéticos</w:t>
+      </w:r>
+      <w:r>
+        <w:rPr/>
+        <w:t xml:space="preserve">), el botón de </w:t>
       </w:r>
       <w:r>
         <w:rPr>
           <w:b/>
         </w:rPr>
-        <w:t>Docker Local — Base de Pruebas</w:t>
+        <w:t>tema claro u oscuro</w:t>
       </w:r>
       <w:r>
         <w:rPr/>
-        <w:t xml:space="preserve"> o escriba </w:t>
-      </w:r>
-      <w:r>
-        <w:rPr>
-          <w:rFonts w:ascii="Consolas" w:hAnsi="Consolas"/>
-          <w:color w:val="002E45"/>
-          <w:sz w:val="19"/>
-        </w:rPr>
-        <w:t>localhost,1433</w:t>
-      </w:r>
-      <w:r>
-        <w:rPr/>
-        <w:t>.</w:t>
+        <w:t xml:space="preserve"> y su cuenta.</w:t>
       </w:r>
     </w:p>
     <w:p>
       <w:pPr>
-        <w:pStyle w:val="ListNumber"/>
-      </w:pPr>
-      <w:r>
-        <w:rPr/>
-        <w:t xml:space="preserve">En </w:t>
-      </w:r>
-      <w:r>
-        <w:rPr>
-          <w:b/>
-        </w:rPr>
-        <w:t>Autenticación</w:t>
-      </w:r>
-      <w:r>
-        <w:rPr/>
-        <w:t xml:space="preserve">, elija </w:t>
-      </w:r>
-      <w:r>
-        <w:rPr>
-          <w:b/>
-        </w:rPr>
-        <w:t>Autenticación de SQL Server</w:t>
-      </w:r>
-      <w:r>
-        <w:rPr/>
-        <w:t xml:space="preserve">. El usuario </w:t>
-      </w:r>
-      <w:r>
-        <w:rPr>
-          <w:rFonts w:ascii="Consolas" w:hAnsi="Consolas"/>
-          <w:color w:val="002E45"/>
-          <w:sz w:val="19"/>
-        </w:rPr>
-        <w:t>sa</w:t>
-      </w:r>
-      <w:r>
-        <w:rPr/>
-        <w:t xml:space="preserve"> ya aparece escrito.</w:t>
-      </w:r>
-    </w:p>
-    <w:p>
-      <w:pPr>
-        <w:pStyle w:val="ListNumber"/>
+        <w:pStyle w:val="ListBullet"/>
       </w:pPr>
       <w:r>
         <w:rPr>
           <w:b/>
         </w:rPr>
-        <w:t>Contraseña:</w:t>
+        <w:t>Institución activa:</w:t>
       </w:r>
       <w:r>
         <w:rPr/>
-        <w:t xml:space="preserve"> déjela </w:t>
-      </w:r>
-      <w:r>
-        <w:rPr>
-          <w:b/>
-        </w:rPr>
-        <w:t>vacía</w:t>
-      </w:r>
-      <w:r>
-        <w:rPr/>
-        <w:t xml:space="preserve"> para usar la que el personal de TI configuró en el servidor, o escriba la que le hayan entregado.</w:t>
+        <w:t xml:space="preserve"> todo lo que ve y pregunta corresponde solo a la institución elegida. Si su cuenta tiene más de una, cámbiela desde el selector; la base de datos impide leer cualquier otra.</w:t>
       </w:r>
     </w:p>
     <w:p>
       <w:pPr>
-        <w:pStyle w:val="ListNumber"/>
+        <w:pStyle w:val="Heading2"/>
       </w:pPr>
       <w:r>
-        <w:rPr/>
-        <w:t xml:space="preserve">Pulse </w:t>
-      </w:r>
-      <w:r>
-        <w:rPr>
-          <w:b/>
-        </w:rPr>
-        <w:t>Conectar</w:t>
-      </w:r>
-      <w:r>
-        <w:rPr/>
-        <w:t>.</w:t>
+        <w:t>4. Panel ejecutivo</w:t>
       </w:r>
     </w:p>
     <w:p>
@@ -1124,7 +1214,7 @@
       <w:r>
         <w:drawing>
           <wp:inline xmlns:a="http://schemas.openxmlformats.org/drawingml/2006/main" xmlns:pic="http://schemas.openxmlformats.org/drawingml/2006/picture">
-            <wp:extent cx="5580000" cy="3184068"/>
+            <wp:extent cx="5580000" cy="3487500"/>
             <wp:docPr id="3" name="Picture 3"/>
             <wp:cNvGraphicFramePr>
               <a:graphicFrameLocks noChangeAspect="1"/>
@@ -1133,7 +1223,7 @@
               <a:graphicData uri="http://schemas.openxmlformats.org/drawingml/2006/picture">
                 <pic:pic>
                   <pic:nvPicPr>
-                    <pic:cNvPr id="0" name="02_conexion_formulario.png"/>
+                    <pic:cNvPr id="0" name="av2_cap_panel.png"/>
                     <pic:cNvPicPr/>
                   </pic:nvPicPr>
                   <pic:blipFill>
@@ -1145,109 +1235,7 @@
                   <pic:spPr>
                     <a:xfrm>
                       <a:off x="0" y="0"/>
-                      <a:ext cx="5580000" cy="3184068"/>
-                    </a:xfrm>
-                    <a:prstGeom prst="rect"/>
-                  </pic:spPr>
-                </pic:pic>
-              </a:graphicData>
-            </a:graphic>
-          </wp:inline>
-        </w:drawing>
-      </w:r>
-    </w:p>
-    <w:p>
-      <w:pPr>
-        <w:pStyle w:val="ListNumber"/>
-      </w:pPr>
-      <w:r>
-        <w:rPr/>
-        <w:t xml:space="preserve">Cuando aparezca </w:t>
-      </w:r>
-      <w:r>
-        <w:rPr>
-          <w:b/>
-        </w:rPr>
-        <w:t>«Conexión establecida con localhost,1433»</w:t>
-      </w:r>
-      <w:r>
-        <w:rPr/>
-        <w:t xml:space="preserve">, abra </w:t>
-      </w:r>
-      <w:r>
-        <w:rPr>
-          <w:b/>
-        </w:rPr>
-        <w:t>Empresa activa → Selecciona una empresa</w:t>
-      </w:r>
-      <w:r>
-        <w:rPr/>
-        <w:t xml:space="preserve"> y elija la institución: </w:t>
-      </w:r>
-      <w:r>
-        <w:rPr>
-          <w:rFonts w:ascii="Consolas" w:hAnsi="Consolas"/>
-          <w:color w:val="002E45"/>
-          <w:sz w:val="19"/>
-        </w:rPr>
-        <w:t>UNEMI_PRUEBAS</w:t>
-      </w:r>
-      <w:r>
-        <w:rPr/>
-        <w:t xml:space="preserve"> (datos de prueba) u </w:t>
-      </w:r>
-      <w:r>
-        <w:rPr>
-          <w:rFonts w:ascii="Consolas" w:hAnsi="Consolas"/>
-          <w:color w:val="002E45"/>
-          <w:sz w:val="19"/>
-        </w:rPr>
-        <w:t>OULAD_PRUEBAS</w:t>
-      </w:r>
-      <w:r>
-        <w:rPr/>
-        <w:t xml:space="preserve"> (datos reales anónimos de la Open University). Puede escribir en </w:t>
-      </w:r>
-      <w:r>
-        <w:rPr>
-          <w:b/>
-        </w:rPr>
-        <w:t>Buscar por código o nombre…</w:t>
-      </w:r>
-      <w:r>
-        <w:rPr/>
-        <w:t xml:space="preserve"> para filtrar.</w:t>
-      </w:r>
-    </w:p>
-    <w:p>
-      <w:pPr>
-        <w:jc w:val="center"/>
-      </w:pPr>
-      <w:r>
-        <w:drawing>
-          <wp:inline xmlns:a="http://schemas.openxmlformats.org/drawingml/2006/main" xmlns:pic="http://schemas.openxmlformats.org/drawingml/2006/picture">
-            <wp:extent cx="5580000" cy="3184068"/>
-            <wp:docPr id="4" name="Picture 4"/>
-            <wp:cNvGraphicFramePr>
-              <a:graphicFrameLocks noChangeAspect="1"/>
-            </wp:cNvGraphicFramePr>
-            <a:graphic>
-              <a:graphicData uri="http://schemas.openxmlformats.org/drawingml/2006/picture">
-                <pic:pic>
-                  <pic:nvPicPr>
-                    <pic:cNvPr id="0" name="03_conexion_bases.png"/>
-                    <pic:cNvPicPr/>
-                  </pic:nvPicPr>
-                  <pic:blipFill>
-                    <a:blip r:embed="rId14"/>
-                    <a:stretch>
-                      <a:fillRect/>
-                    </a:stretch>
-                  </pic:blipFill>
-                  <pic:spPr>
-                    <a:xfrm>
-                      <a:off x="0" y="0"/>
-                      <a:ext cx="5580000" cy="3184068"/>
+                      <a:ext cx="5580000" cy="3487500"/>
                     </a:xfrm>
                     <a:prstGeom prst="rect"/>
                   </pic:spPr>
@@ -1261,484 +1249,7 @@
     <w:p>
       <w:r>
         <w:rPr/>
-        <w:t xml:space="preserve">La institución elegida queda arriba, en </w:t>
-      </w:r>
-      <w:r>
-        <w:rPr>
-          <w:b/>
-        </w:rPr>
-        <w:t>Empresa activa</w:t>
-      </w:r>
-      <w:r>
-        <w:rPr/>
-        <w:t>, y desde ahí puede cambiarla en cualquier momento.</w:t>
-      </w:r>
-    </w:p>
-    <w:tbl>
-      <w:tblPr>
-        <w:tblStyle w:val="TableGrid"/>
-        <w:tblW w:type="auto" w:w="0"/>
-        <w:jc w:val="center"/>
-        <w:tblLook w:firstColumn="1" w:firstRow="1" w:lastColumn="0" w:lastRow="0" w:noHBand="0" w:noVBand="1" w:val="04A0"/>
-      </w:tblPr>
-      <w:tblGrid>
-        <w:gridCol w:w="4703"/>
-        <w:gridCol w:w="4703"/>
-      </w:tblGrid>
-      <w:tr>
-        <w:tc>
-          <w:tcPr>
-            <w:tcW w:type="dxa" w:w="4703"/>
-            <w:shd w:val="clear" w:color="auto" w:fill="002E45"/>
-          </w:tcPr>
-          <w:p>
-            <w:pPr>
-              <w:spacing w:after="0"/>
-            </w:pPr>
-            <w:r>
-              <w:rPr>
-                <w:b/>
-              </w:rPr>
-            </w:r>
-            <w:r>
-              <w:rPr>
-                <w:b/>
-                <w:color w:val="FFFFFF"/>
-                <w:sz w:val="19"/>
-              </w:rPr>
-              <w:t>Botón</w:t>
-            </w:r>
-          </w:p>
-        </w:tc>
-        <w:tc>
-          <w:tcPr>
-            <w:tcW w:type="dxa" w:w="4703"/>
-            <w:shd w:val="clear" w:color="auto" w:fill="002E45"/>
-          </w:tcPr>
-          <w:p>
-            <w:pPr>
-              <w:spacing w:after="0"/>
-            </w:pPr>
-            <w:r>
-              <w:rPr>
-                <w:b/>
-              </w:rPr>
-            </w:r>
-            <w:r>
-              <w:rPr>
-                <w:b/>
-                <w:color w:val="FFFFFF"/>
-                <w:sz w:val="19"/>
-              </w:rPr>
-              <w:t>Para qué sirve</w:t>
-            </w:r>
-          </w:p>
-        </w:tc>
-      </w:tr>
-      <w:tr>
-        <w:tc>
-          <w:tcPr>
-            <w:tcW w:type="dxa" w:w="4703"/>
-          </w:tcPr>
-          <w:p>
-            <w:pPr>
-              <w:spacing w:after="0"/>
-            </w:pPr>
-            <w:r/>
-            <w:r>
-              <w:rPr>
-                <w:b/>
-                <w:sz w:val="19"/>
-              </w:rPr>
-              <w:t>Conectar</w:t>
-            </w:r>
-          </w:p>
-        </w:tc>
-        <w:tc>
-          <w:tcPr>
-            <w:tcW w:type="dxa" w:w="4703"/>
-          </w:tcPr>
-          <w:p>
-            <w:pPr>
-              <w:spacing w:after="0"/>
-            </w:pPr>
-            <w:r/>
-            <w:r>
-              <w:rPr>
-                <w:sz w:val="19"/>
-              </w:rPr>
-              <w:t>Abre la conexión con el servidor indicado</w:t>
-            </w:r>
-          </w:p>
-        </w:tc>
-      </w:tr>
-      <w:tr>
-        <w:tc>
-          <w:tcPr>
-            <w:tcW w:type="dxa" w:w="4703"/>
-            <w:shd w:val="clear" w:color="auto" w:fill="F2F6F9"/>
-          </w:tcPr>
-          <w:p>
-            <w:pPr>
-              <w:spacing w:after="0"/>
-            </w:pPr>
-            <w:r/>
-            <w:r>
-              <w:rPr>
-                <w:b/>
-                <w:sz w:val="19"/>
-              </w:rPr>
-              <w:t>Cancelar</w:t>
-            </w:r>
-          </w:p>
-        </w:tc>
-        <w:tc>
-          <w:tcPr>
-            <w:tcW w:type="dxa" w:w="4703"/>
-            <w:shd w:val="clear" w:color="auto" w:fill="F2F6F9"/>
-          </w:tcPr>
-          <w:p>
-            <w:pPr>
-              <w:spacing w:after="0"/>
-            </w:pPr>
-            <w:r/>
-            <w:r>
-              <w:rPr>
-                <w:sz w:val="19"/>
-              </w:rPr>
-              <w:t>Detiene un intento de conexión que está tardando</w:t>
-            </w:r>
-          </w:p>
-        </w:tc>
-      </w:tr>
-      <w:tr>
-        <w:tc>
-          <w:tcPr>
-            <w:tcW w:type="dxa" w:w="4703"/>
-          </w:tcPr>
-          <w:p>
-            <w:pPr>
-              <w:spacing w:after="0"/>
-            </w:pPr>
-            <w:r/>
-            <w:r>
-              <w:rPr>
-                <w:b/>
-                <w:sz w:val="19"/>
-              </w:rPr>
-              <w:t>Explorar</w:t>
-            </w:r>
-          </w:p>
-        </w:tc>
-        <w:tc>
-          <w:tcPr>
-            <w:tcW w:type="dxa" w:w="4703"/>
-          </w:tcPr>
-          <w:p>
-            <w:pPr>
-              <w:spacing w:after="0"/>
-            </w:pPr>
-            <w:r/>
-            <w:r>
-              <w:rPr>
-                <w:sz w:val="19"/>
-              </w:rPr>
-              <w:t>Lista todas las bases del servidor</w:t>
-            </w:r>
-          </w:p>
-        </w:tc>
-      </w:tr>
-      <w:tr>
-        <w:tc>
-          <w:tcPr>
-            <w:tcW w:type="dxa" w:w="4703"/>
-            <w:shd w:val="clear" w:color="auto" w:fill="F2F6F9"/>
-          </w:tcPr>
-          <w:p>
-            <w:pPr>
-              <w:spacing w:after="0"/>
-            </w:pPr>
-            <w:r/>
-            <w:r>
-              <w:rPr>
-                <w:b/>
-                <w:sz w:val="19"/>
-              </w:rPr>
-              <w:t>Catálogo</w:t>
-            </w:r>
-          </w:p>
-        </w:tc>
-        <w:tc>
-          <w:tcPr>
-            <w:tcW w:type="dxa" w:w="4703"/>
-            <w:shd w:val="clear" w:color="auto" w:fill="F2F6F9"/>
-          </w:tcPr>
-          <w:p>
-            <w:pPr>
-              <w:spacing w:after="0"/>
-            </w:pPr>
-            <w:r/>
-            <w:r>
-              <w:rPr>
-                <w:sz w:val="19"/>
-              </w:rPr>
-              <w:t>Busca un catálogo maestro de empresas; en el servidor de pruebas no existe y aparece vacío, y eso es normal</w:t>
-            </w:r>
-          </w:p>
-        </w:tc>
-      </w:tr>
-      <w:tr>
-        <w:tc>
-          <w:tcPr>
-            <w:tcW w:type="dxa" w:w="4703"/>
-          </w:tcPr>
-          <w:p>
-            <w:pPr>
-              <w:spacing w:after="0"/>
-            </w:pPr>
-            <w:r/>
-            <w:r>
-              <w:rPr>
-                <w:b/>
-                <w:sz w:val="19"/>
-              </w:rPr>
-              <w:t>Opciones avanzadas (Driver ODBC)</w:t>
-            </w:r>
-          </w:p>
-        </w:tc>
-        <w:tc>
-          <w:tcPr>
-            <w:tcW w:type="dxa" w:w="4703"/>
-          </w:tcPr>
-          <w:p>
-            <w:pPr>
-              <w:spacing w:after="0"/>
-            </w:pPr>
-            <w:r/>
-            <w:r>
-              <w:rPr>
-                <w:sz w:val="19"/>
-              </w:rPr>
-              <w:t>Solo si el personal de TI lo indica; la opción recomendada ya viene elegida</w:t>
-            </w:r>
-          </w:p>
-        </w:tc>
-      </w:tr>
-    </w:tbl>
-    <w:p>
-      <w:pPr>
-        <w:spacing w:after="40"/>
-      </w:pPr>
-    </w:p>
-    <w:p>
-      <w:pPr>
-        <w:ind w:left="227"/>
-        <w:shd w:val="clear" w:color="auto" w:fill="E6F4EA"/>
-      </w:pPr>
-      <w:r>
-        <w:rPr>
-          <w:b/>
-          <w:color w:val="002E45"/>
-        </w:rPr>
-        <w:t xml:space="preserve">Consejo. </w:t>
-      </w:r>
-      <w:r>
-        <w:rPr>
-          <w:rFonts w:ascii="Consolas" w:hAnsi="Consolas"/>
-          <w:color w:val="002E45"/>
-          <w:sz w:val="19"/>
-        </w:rPr>
-        <w:t>ALIM</w:t>
-      </w:r>
-      <w:r>
-        <w:rPr/>
-        <w:t xml:space="preserve"> y </w:t>
-      </w:r>
-      <w:r>
-        <w:rPr>
-          <w:rFonts w:ascii="Consolas" w:hAnsi="Consolas"/>
-          <w:color w:val="002E45"/>
-          <w:sz w:val="19"/>
-        </w:rPr>
-        <w:t>CHAT</w:t>
-      </w:r>
-      <w:r>
-        <w:rPr/>
-        <w:t xml:space="preserve"> también aparecen en la lista, pero no son instituciones: </w:t>
-      </w:r>
-      <w:r>
-        <w:rPr>
-          <w:rFonts w:ascii="Consolas" w:hAnsi="Consolas"/>
-          <w:color w:val="002E45"/>
-          <w:sz w:val="19"/>
-        </w:rPr>
-        <w:t>CHAT</w:t>
-      </w:r>
-      <w:r>
-        <w:rPr/>
-        <w:t xml:space="preserve"> es el almacén interno del sistema. Para el panel académico elija </w:t>
-      </w:r>
-      <w:r>
-        <w:rPr>
-          <w:rFonts w:ascii="Consolas" w:hAnsi="Consolas"/>
-          <w:color w:val="002E45"/>
-          <w:sz w:val="19"/>
-        </w:rPr>
-        <w:t>UNEMI_PRUEBAS</w:t>
-      </w:r>
-      <w:r>
-        <w:rPr/>
-        <w:t xml:space="preserve"> u </w:t>
-      </w:r>
-      <w:r>
-        <w:rPr>
-          <w:rFonts w:ascii="Consolas" w:hAnsi="Consolas"/>
-          <w:color w:val="002E45"/>
-          <w:sz w:val="19"/>
-        </w:rPr>
-        <w:t>OULAD_PRUEBAS</w:t>
-      </w:r>
-      <w:r>
-        <w:rPr/>
-        <w:t>.</w:t>
-      </w:r>
-    </w:p>
-    <w:p>
-      <w:pPr>
-        <w:pStyle w:val="Heading2"/>
-      </w:pPr>
-      <w:r>
-        <w:t>4. Leer el panel de riesgo de abandono</w:t>
-      </w:r>
-    </w:p>
-    <w:p>
-      <w:r>
-        <w:rPr/>
-        <w:t xml:space="preserve">Pulse </w:t>
-      </w:r>
-      <w:r>
-        <w:rPr>
-          <w:b/>
-        </w:rPr>
-        <w:t>Indicadores</w:t>
-      </w:r>
-      <w:r>
-        <w:rPr/>
-        <w:t xml:space="preserve"> en el menú de la izquierda.</w:t>
-      </w:r>
-    </w:p>
-    <w:p>
-      <w:pPr>
-        <w:jc w:val="center"/>
-      </w:pPr>
-      <w:r>
-        <w:drawing>
-          <wp:inline xmlns:a="http://schemas.openxmlformats.org/drawingml/2006/main" xmlns:pic="http://schemas.openxmlformats.org/drawingml/2006/picture">
-            <wp:extent cx="5580000" cy="3184068"/>
-            <wp:docPr id="5" name="Picture 5"/>
-            <wp:cNvGraphicFramePr>
-              <a:graphicFrameLocks noChangeAspect="1"/>
-            </wp:cNvGraphicFramePr>
-            <a:graphic>
-              <a:graphicData uri="http://schemas.openxmlformats.org/drawingml/2006/picture">
-                <pic:pic>
-                  <pic:nvPicPr>
-                    <pic:cNvPr id="0" name="04_indicadores.png"/>
-                    <pic:cNvPicPr/>
-                  </pic:nvPicPr>
-                  <pic:blipFill>
-                    <a:blip r:embed="rId15"/>
-                    <a:stretch>
-                      <a:fillRect/>
-                    </a:stretch>
-                  </pic:blipFill>
-                  <pic:spPr>
-                    <a:xfrm>
-                      <a:off x="0" y="0"/>
-                      <a:ext cx="5580000" cy="3184068"/>
-                    </a:xfrm>
-                    <a:prstGeom prst="rect"/>
-                  </pic:spPr>
-                </pic:pic>
-              </a:graphicData>
-            </a:graphic>
-          </wp:inline>
-        </w:drawing>
-      </w:r>
-    </w:p>
-    <w:p>
-      <w:r>
-        <w:rPr/>
-        <w:t xml:space="preserve">Arriba están los indicadores generales (alumnos matriculados, carreras ofertadas) del </w:t>
-      </w:r>
-      <w:r>
-        <w:rPr>
-          <w:b/>
-        </w:rPr>
-        <w:t>periodo</w:t>
-      </w:r>
-      <w:r>
-        <w:rPr/>
-        <w:t xml:space="preserve"> elegido en el selector </w:t>
-      </w:r>
-      <w:r>
-        <w:rPr>
-          <w:b/>
-        </w:rPr>
-        <w:t>Período más reciente</w:t>
-      </w:r>
-      <w:r>
-        <w:rPr/>
-        <w:t xml:space="preserve">. Debajo está la tarjeta </w:t>
-      </w:r>
-      <w:r>
-        <w:rPr>
-          <w:b/>
-        </w:rPr>
-        <w:t>Riesgo de abandono estudiantil</w:t>
-      </w:r>
-      <w:r>
-        <w:rPr/>
-        <w:t>:</w:t>
-      </w:r>
-    </w:p>
-    <w:p>
-      <w:pPr>
-        <w:jc w:val="center"/>
-      </w:pPr>
-      <w:r>
-        <w:drawing>
-          <wp:inline xmlns:a="http://schemas.openxmlformats.org/drawingml/2006/main" xmlns:pic="http://schemas.openxmlformats.org/drawingml/2006/picture">
-            <wp:extent cx="5580000" cy="3273466"/>
-            <wp:docPr id="6" name="Picture 6"/>
-            <wp:cNvGraphicFramePr>
-              <a:graphicFrameLocks noChangeAspect="1"/>
-            </wp:cNvGraphicFramePr>
-            <a:graphic>
-              <a:graphicData uri="http://schemas.openxmlformats.org/drawingml/2006/picture">
-                <pic:pic>
-                  <pic:nvPicPr>
-                    <pic:cNvPr id="0" name="05_panel_riesgo.png"/>
-                    <pic:cNvPicPr/>
-                  </pic:nvPicPr>
-                  <pic:blipFill>
-                    <a:blip r:embed="rId16"/>
-                    <a:stretch>
-                      <a:fillRect/>
-                    </a:stretch>
-                  </pic:blipFill>
-                  <pic:spPr>
-                    <a:xfrm>
-                      <a:off x="0" y="0"/>
-                      <a:ext cx="5580000" cy="3273466"/>
-                    </a:xfrm>
-                    <a:prstGeom prst="rect"/>
-                  </pic:spPr>
-                </pic:pic>
-              </a:graphicData>
-            </a:graphic>
-          </wp:inline>
-        </w:drawing>
+        <w:t>El panel saluda por su nombre e indica cuándo y con qué modelo se calculó el riesgo.</w:t>
       </w:r>
     </w:p>
     <w:tbl>
@@ -1797,7 +1308,7 @@
                 <w:color w:val="FFFFFF"/>
                 <w:sz w:val="19"/>
               </w:rPr>
-              <w:t>Qué significa</w:t>
+              <w:t>Qué muestra</w:t>
             </w:r>
           </w:p>
         </w:tc>
@@ -1817,7 +1328,7 @@
                 <w:b/>
                 <w:sz w:val="19"/>
               </w:rPr>
-              <w:t>ALTO / MEDIO / BAJO</w:t>
+              <w:t>Termómetro institucional</w:t>
             </w:r>
           </w:p>
         </w:tc>
@@ -1834,14 +1345,7 @@
               <w:rPr>
                 <w:sz w:val="19"/>
               </w:rPr>
-              <w:t xml:space="preserve">Cuántos alumnos activos hay en cada nivel de riesgo para el </w:t>
-            </w:r>
-            <w:r>
-              <w:rPr>
-                <w:b/>
-                <w:sz w:val="19"/>
-              </w:rPr>
-              <w:t>próximo periodo</w:t>
+              <w:t>El reparto de los estudiantes activos entre riesgo alto, medio y bajo</w:t>
             </w:r>
           </w:p>
         </w:tc>
@@ -1862,7 +1366,7 @@
                 <w:b/>
                 <w:sz w:val="19"/>
               </w:rPr>
-              <w:t>de N activos evaluados</w:t>
+              <w:t>En pocas palabras</w:t>
             </w:r>
           </w:p>
         </w:tc>
@@ -1880,7 +1384,7 @@
               <w:rPr>
                 <w:sz w:val="19"/>
               </w:rPr>
-              <w:t>Cuántos alumnos con matrícula vigente calificó el modelo</w:t>
+              <w:t>Tres frases que resumen el periodo: cuántos están en riesgo, la carrera más afectada y cuántas carreras quedaron en atención prioritaria</w:t>
             </w:r>
           </w:p>
         </w:tc>
@@ -1900,7 +1404,7 @@
                 <w:b/>
                 <w:sz w:val="19"/>
               </w:rPr>
-              <w:t>Confiabilidad: ROC-AUC · detecta X % de los abandonos</w:t>
+              <w:t>Indicadores</w:t>
             </w:r>
           </w:p>
         </w:tc>
@@ -1917,7 +1421,7 @@
               <w:rPr>
                 <w:sz w:val="19"/>
               </w:rPr>
-              <w:t>Qué tan bien funcionó el modelo con datos que no vio al entrenar. El ROC-AUC va de 0,5 (al azar) a 1 (perfecto)</w:t>
+              <w:t>Estudiantes evaluados, riesgo alto, riesgo medio, abandono histórico y porcentaje del riesgo alto que ya tiene seguimiento</w:t>
             </w:r>
           </w:p>
         </w:tc>
@@ -1938,7 +1442,7 @@
                 <w:b/>
                 <w:sz w:val="19"/>
               </w:rPr>
-              <w:t>Alumno</w:t>
+              <w:t>Estudiantes en riesgo por carrera</w:t>
             </w:r>
           </w:p>
         </w:tc>
@@ -1956,20 +1460,7 @@
               <w:rPr>
                 <w:sz w:val="19"/>
               </w:rPr>
-              <w:t xml:space="preserve">Nombre, cédula enmascarada y los </w:t>
-            </w:r>
-            <w:r>
-              <w:rPr>
-                <w:b/>
-                <w:sz w:val="19"/>
-              </w:rPr>
-              <w:t>tres factores</w:t>
-            </w:r>
-            <w:r>
-              <w:rPr>
-                <w:sz w:val="19"/>
-              </w:rPr>
-              <w:t xml:space="preserve"> que más elevan su riesgo</w:t>
+              <w:t>Las carreras con más estudiantes en riesgo alto y medio</w:t>
             </w:r>
           </w:p>
         </w:tc>
@@ -1989,7 +1480,7 @@
                 <w:b/>
                 <w:sz w:val="19"/>
               </w:rPr>
-              <w:t>Probabilidad</w:t>
+              <w:t>Atender primero</w:t>
             </w:r>
           </w:p>
         </w:tc>
@@ -2006,7 +1497,7 @@
               <w:rPr>
                 <w:sz w:val="19"/>
               </w:rPr>
-              <w:t>Probabilidad estimada de abandonar en el próximo periodo</w:t>
+              <w:t>Los estudiantes con la probabilidad más alta; pulse uno para abrir su ficha</w:t>
             </w:r>
           </w:p>
         </w:tc>
@@ -2027,7 +1518,7 @@
                 <w:b/>
                 <w:sz w:val="19"/>
               </w:rPr>
-              <w:t>Riesgo</w:t>
+              <w:t>Abandono por periodo académico</w:t>
             </w:r>
           </w:p>
         </w:tc>
@@ -2045,7 +1536,44 @@
               <w:rPr>
                 <w:sz w:val="19"/>
               </w:rPr>
-              <w:t>ALTO si la probabilidad supera el umbral del modelo; MEDIO si supera la mitad del umbral; BAJO en los demás casos</w:t>
+              <w:t>Matriculados y retiros de cada periodo</w:t>
+            </w:r>
+          </w:p>
+        </w:tc>
+      </w:tr>
+      <w:tr>
+        <w:tc>
+          <w:tcPr>
+            <w:tcW w:type="dxa" w:w="4703"/>
+          </w:tcPr>
+          <w:p>
+            <w:pPr>
+              <w:spacing w:after="0"/>
+            </w:pPr>
+            <w:r/>
+            <w:r>
+              <w:rPr>
+                <w:b/>
+                <w:sz w:val="19"/>
+              </w:rPr>
+              <w:t>Confiabilidad del modelo</w:t>
+            </w:r>
+          </w:p>
+        </w:tc>
+        <w:tc>
+          <w:tcPr>
+            <w:tcW w:type="dxa" w:w="4703"/>
+          </w:tcPr>
+          <w:p>
+            <w:pPr>
+              <w:spacing w:after="0"/>
+            </w:pPr>
+            <w:r/>
+            <w:r>
+              <w:rPr>
+                <w:sz w:val="19"/>
+              </w:rPr>
+              <w:t>Cuántos abandonos anticipa el sistema y cuántas alertas terminaron en abandono, en palabras sencillas</w:t>
             </w:r>
           </w:p>
         </w:tc>
@@ -2058,91 +1586,36 @@
     </w:p>
     <w:p>
       <w:r>
-        <w:rPr>
-          <w:b/>
-        </w:rPr>
-        <w:t>Cómo usarlo:</w:t>
-      </w:r>
-      <w:r>
         <w:rPr/>
-        <w:t xml:space="preserve"> empiece por los alumnos en </w:t>
+        <w:t xml:space="preserve">Los botones </w:t>
       </w:r>
       <w:r>
         <w:rPr>
           <w:b/>
         </w:rPr>
-        <w:t>ALTO</w:t>
+        <w:t>Reporte PDF</w:t>
       </w:r>
       <w:r>
         <w:rPr/>
-        <w:t xml:space="preserve"> y lea sus factores (por ejemplo, «asistencia del último periodo: 69,8 %» o «cambio de la asistencia respecto al periodo anterior: -22 puntos»). Esos factores indican </w:t>
+        <w:t xml:space="preserve"> y </w:t>
       </w:r>
       <w:r>
         <w:rPr>
           <w:b/>
         </w:rPr>
-        <w:t>por dónde intervenir</w:t>
+        <w:t>Ver estudiantes en riesgo</w:t>
       </w:r>
       <w:r>
         <w:rPr/>
-        <w:t>: tutoría académica, seguimiento de asistencia, apoyo económico.</w:t>
+        <w:t xml:space="preserve"> llevan directamente al reporte o a la lista.</w:t>
       </w:r>
     </w:p>
     <w:p>
       <w:pPr>
-        <w:ind w:left="227"/>
-        <w:shd w:val="clear" w:color="auto" w:fill="FFF1E6"/>
+        <w:pStyle w:val="Heading2"/>
       </w:pPr>
       <w:r>
-        <w:rPr>
-          <w:b/>
-          <w:color w:val="002E45"/>
-        </w:rPr>
-        <w:t xml:space="preserve">Importante. </w:t>
-      </w:r>
-      <w:r>
-        <w:rPr/>
-        <w:t xml:space="preserve">El modelo </w:t>
-      </w:r>
-      <w:r>
-        <w:rPr>
-          <w:b/>
-        </w:rPr>
-        <w:t>prioriza</w:t>
-      </w:r>
-      <w:r>
-        <w:rPr/>
-        <w:t>, no decide. Una probabilidad alta indica que conviene contactar al alumno, no que vaya a abandonar con certeza. El umbral se eligió para detectar al menos el 80 % de los abandonos, por eso algunos alumnos marcados como ALTO no abandonarán.</w:t>
-      </w:r>
-    </w:p>
-    <w:p>
-      <w:r>
-        <w:rPr/>
-        <w:t xml:space="preserve">Con </w:t>
-      </w:r>
-      <w:r>
-        <w:rPr>
-          <w:rFonts w:ascii="Consolas" w:hAnsi="Consolas"/>
-          <w:color w:val="002E45"/>
-          <w:sz w:val="19"/>
-        </w:rPr>
-        <w:t>UNEMI_PRUEBAS</w:t>
-      </w:r>
-      <w:r>
-        <w:rPr/>
-        <w:t xml:space="preserve"> la confiabilidad aparece cercana a 1,00 porque esos datos son sintéticos; con datos reales (</w:t>
-      </w:r>
-      <w:r>
-        <w:rPr>
-          <w:rFonts w:ascii="Consolas" w:hAnsi="Consolas"/>
-          <w:color w:val="002E45"/>
-          <w:sz w:val="19"/>
-        </w:rPr>
-        <w:t>OULAD_PRUEBAS</w:t>
-      </w:r>
-      <w:r>
-        <w:rPr/>
-        <w:t>) es de alrededor de 0,75. Es el valor realista que se debe esperar.</w:t>
+        <w:t>5. Estudiantes en riesgo</w:t>
       </w:r>
     </w:p>
     <w:p>
@@ -2152,8 +1625,8 @@
       <w:r>
         <w:drawing>
           <wp:inline xmlns:a="http://schemas.openxmlformats.org/drawingml/2006/main" xmlns:pic="http://schemas.openxmlformats.org/drawingml/2006/picture">
-            <wp:extent cx="5580000" cy="3273466"/>
-            <wp:docPr id="7" name="Picture 7"/>
+            <wp:extent cx="5580000" cy="3487500"/>
+            <wp:docPr id="4" name="Picture 4"/>
             <wp:cNvGraphicFramePr>
               <a:graphicFrameLocks noChangeAspect="1"/>
             </wp:cNvGraphicFramePr>
@@ -2161,11 +1634,11 @@
               <a:graphicData uri="http://schemas.openxmlformats.org/drawingml/2006/picture">
                 <pic:pic>
                   <pic:nvPicPr>
-                    <pic:cNvPr id="0" name="05_panel_riesgo.png"/>
+                    <pic:cNvPr id="0" name="av2_cap_estudiantes.png"/>
                     <pic:cNvPicPr/>
                   </pic:nvPicPr>
                   <pic:blipFill>
-                    <a:blip r:embed="rId16"/>
+                    <a:blip r:embed="rId14"/>
                     <a:stretch>
                       <a:fillRect/>
                     </a:stretch>
@@ -2173,234 +1646,7 @@
                   <pic:spPr>
                     <a:xfrm>
                       <a:off x="0" y="0"/>
-                      <a:ext cx="5580000" cy="3273466"/>
-                    </a:xfrm>
-                    <a:prstGeom prst="rect"/>
-                  </pic:spPr>
-                </pic:pic>
-              </a:graphicData>
-            </a:graphic>
-          </wp:inline>
-        </w:drawing>
-      </w:r>
-    </w:p>
-    <w:p>
-      <w:pPr>
-        <w:pStyle w:val="Heading2"/>
-      </w:pPr>
-      <w:r>
-        <w:t>5. Inteligencia institucional</w:t>
-      </w:r>
-    </w:p>
-    <w:p>
-      <w:r>
-        <w:rPr/>
-        <w:t xml:space="preserve">Más abajo en </w:t>
-      </w:r>
-      <w:r>
-        <w:rPr>
-          <w:b/>
-        </w:rPr>
-        <w:t>Indicadores</w:t>
-      </w:r>
-      <w:r>
-        <w:rPr/>
-        <w:t xml:space="preserve"> está la tarjeta </w:t>
-      </w:r>
-      <w:r>
-        <w:rPr>
-          <w:b/>
-        </w:rPr>
-        <w:t>Inteligencia institucional</w:t>
-      </w:r>
-      <w:r>
-        <w:rPr/>
-        <w:t>:</w:t>
-      </w:r>
-    </w:p>
-    <w:p>
-      <w:pPr>
-        <w:jc w:val="center"/>
-      </w:pPr>
-      <w:r>
-        <w:drawing>
-          <wp:inline xmlns:a="http://schemas.openxmlformats.org/drawingml/2006/main" xmlns:pic="http://schemas.openxmlformats.org/drawingml/2006/picture">
-            <wp:extent cx="5580000" cy="2484477"/>
-            <wp:docPr id="8" name="Picture 8"/>
-            <wp:cNvGraphicFramePr>
-              <a:graphicFrameLocks noChangeAspect="1"/>
-            </wp:cNvGraphicFramePr>
-            <a:graphic>
-              <a:graphicData uri="http://schemas.openxmlformats.org/drawingml/2006/picture">
-                <pic:pic>
-                  <pic:nvPicPr>
-                    <pic:cNvPr id="0" name="06_inteligencia_institucional.png"/>
-                    <pic:cNvPicPr/>
-                  </pic:nvPicPr>
-                  <pic:blipFill>
-                    <a:blip r:embed="rId17"/>
-                    <a:stretch>
-                      <a:fillRect/>
-                    </a:stretch>
-                  </pic:blipFill>
-                  <pic:spPr>
-                    <a:xfrm>
-                      <a:off x="0" y="0"/>
-                      <a:ext cx="5580000" cy="2484477"/>
-                    </a:xfrm>
-                    <a:prstGeom prst="rect"/>
-                  </pic:spPr>
-                </pic:pic>
-              </a:graphicData>
-            </a:graphic>
-          </wp:inline>
-        </w:drawing>
-      </w:r>
-    </w:p>
-    <w:p>
-      <w:pPr>
-        <w:pStyle w:val="ListBullet"/>
-      </w:pPr>
-      <w:r>
-        <w:rPr>
-          <w:b/>
-        </w:rPr>
-        <w:t>Segmentación por carrera:</w:t>
-      </w:r>
-      <w:r>
-        <w:rPr/>
-        <w:t xml:space="preserve"> agrupa las carreras según su tasa de abandono histórica, su rendimiento y el riesgo actual. Las marcadas como </w:t>
-      </w:r>
-      <w:r>
-        <w:rPr>
-          <w:b/>
-        </w:rPr>
-        <w:t>ATENCIÓN PRIORITARIA</w:t>
-      </w:r>
-      <w:r>
-        <w:rPr/>
-        <w:t xml:space="preserve"> son las primeras a revisar; las </w:t>
-      </w:r>
-      <w:r>
-        <w:rPr>
-          <w:b/>
-        </w:rPr>
-        <w:t>ESTABLES</w:t>
-      </w:r>
-      <w:r>
-        <w:rPr/>
-        <w:t xml:space="preserve"> tienen un comportamiento dentro de lo esperado.</w:t>
-      </w:r>
-    </w:p>
-    <w:p>
-      <w:pPr>
-        <w:pStyle w:val="ListBullet"/>
-      </w:pPr>
-      <w:r>
-        <w:rPr>
-          <w:b/>
-        </w:rPr>
-        <w:t>Benchmarking externo:</w:t>
-      </w:r>
-      <w:r>
-        <w:rPr/>
-        <w:t xml:space="preserve"> compara la tasa de abandono de la institución con cifras publicadas en revistas científicas, cada una con su </w:t>
-      </w:r>
-      <w:r>
-        <w:rPr>
-          <w:b/>
-        </w:rPr>
-        <w:t>DOI</w:t>
-      </w:r>
-      <w:r>
-        <w:rPr/>
-        <w:t>, para saber si la institución está por encima o por debajo de referentes comparables.</w:t>
-      </w:r>
-    </w:p>
-    <w:p>
-      <w:pPr>
-        <w:pStyle w:val="Heading2"/>
-      </w:pPr>
-      <w:r>
-        <w:t>6. Preguntar en lenguaje natural (chat)</w:t>
-      </w:r>
-    </w:p>
-    <w:p>
-      <w:pPr>
-        <w:pStyle w:val="ListNumber"/>
-      </w:pPr>
-      <w:r>
-        <w:rPr/>
-        <w:t xml:space="preserve">Pulse </w:t>
-      </w:r>
-      <w:r>
-        <w:rPr>
-          <w:b/>
-        </w:rPr>
-        <w:t>Nueva Consulta</w:t>
-      </w:r>
-      <w:r>
-        <w:rPr/>
-        <w:t xml:space="preserve"> en el menú de la izquierda.</w:t>
-      </w:r>
-    </w:p>
-    <w:p>
-      <w:pPr>
-        <w:pStyle w:val="ListNumber"/>
-      </w:pPr>
-      <w:r>
-        <w:rPr/>
-        <w:t xml:space="preserve">Escriba la pregunta en el recuadro </w:t>
-      </w:r>
-      <w:r>
-        <w:rPr>
-          <w:b/>
-        </w:rPr>
-        <w:t>¿Qué analizamos hoy?</w:t>
-      </w:r>
-      <w:r>
-        <w:rPr/>
-        <w:t xml:space="preserve"> y pulse Enter o la flecha.</w:t>
-      </w:r>
-    </w:p>
-    <w:p>
-      <w:pPr>
-        <w:pStyle w:val="ListNumber"/>
-      </w:pPr>
-      <w:r>
-        <w:rPr/>
-        <w:t>Espere la respuesta: suele tardar entre 10 y 60 segundos, según el proveedor de IA.</w:t>
-      </w:r>
-    </w:p>
-    <w:p>
-      <w:pPr>
-        <w:jc w:val="center"/>
-      </w:pPr>
-      <w:r>
-        <w:drawing>
-          <wp:inline xmlns:a="http://schemas.openxmlformats.org/drawingml/2006/main" xmlns:pic="http://schemas.openxmlformats.org/drawingml/2006/picture">
-            <wp:extent cx="5580000" cy="3184068"/>
-            <wp:docPr id="9" name="Picture 9"/>
-            <wp:cNvGraphicFramePr>
-              <a:graphicFrameLocks noChangeAspect="1"/>
-            </wp:cNvGraphicFramePr>
-            <a:graphic>
-              <a:graphicData uri="http://schemas.openxmlformats.org/drawingml/2006/picture">
-                <pic:pic>
-                  <pic:nvPicPr>
-                    <pic:cNvPr id="0" name="07_chat_respuesta.png"/>
-                    <pic:cNvPicPr/>
-                  </pic:nvPicPr>
-                  <pic:blipFill>
-                    <a:blip r:embed="rId18"/>
-                    <a:stretch>
-                      <a:fillRect/>
-                    </a:stretch>
-                  </pic:blipFill>
-                  <pic:spPr>
-                    <a:xfrm>
-                      <a:off x="0" y="0"/>
-                      <a:ext cx="5580000" cy="3184068"/>
+                      <a:ext cx="5580000" cy="3487500"/>
                     </a:xfrm>
                     <a:prstGeom prst="rect"/>
                   </pic:spPr>
@@ -2414,23 +1660,48 @@
     <w:p>
       <w:r>
         <w:rPr/>
-        <w:t>La respuesta trae una explicación y, cuando corresponde, una tabla (</w:t>
+        <w:t xml:space="preserve">La lista ordena a los estudiantes con matrícula vigente por su </w:t>
       </w:r>
       <w:r>
         <w:rPr>
           <w:b/>
         </w:rPr>
-        <w:t>Registros detallados</w:t>
+        <w:t>probabilidad de abandonar en el próximo periodo</w:t>
       </w:r>
       <w:r>
         <w:rPr/>
-        <w:t xml:space="preserve">) o un gráfico. En la tabla puede </w:t>
+        <w:t>.</w:t>
       </w:r>
+    </w:p>
+    <w:p>
+      <w:pPr>
+        <w:pStyle w:val="ListBullet"/>
+      </w:pPr>
       <w:r>
         <w:rPr>
           <w:b/>
         </w:rPr>
-        <w:t>buscar</w:t>
+        <w:t>Filtros:</w:t>
+      </w:r>
+      <w:r>
+        <w:rPr/>
+        <w:t xml:space="preserve"> </w:t>
+      </w:r>
+      <w:r>
+        <w:rPr>
+          <w:i/>
+        </w:rPr>
+        <w:t>En riesgo</w:t>
+      </w:r>
+      <w:r>
+        <w:rPr/>
+        <w:t xml:space="preserve"> (alto y medio), </w:t>
+      </w:r>
+      <w:r>
+        <w:rPr>
+          <w:i/>
+        </w:rPr>
+        <w:t>Alto</w:t>
       </w:r>
       <w:r>
         <w:rPr/>
@@ -2438,31 +1709,146 @@
       </w:r>
       <w:r>
         <w:rPr>
-          <w:b/>
+          <w:i/>
         </w:rPr>
-        <w:t>ordenar</w:t>
+        <w:t>Medio</w:t>
       </w:r>
       <w:r>
         <w:rPr/>
-        <w:t xml:space="preserve"> por columna y </w:t>
+        <w:t xml:space="preserve">, </w:t>
+      </w:r>
+      <w:r>
+        <w:rPr>
+          <w:i/>
+        </w:rPr>
+        <w:t>Bajo</w:t>
+      </w:r>
+      <w:r>
+        <w:rPr/>
+        <w:t xml:space="preserve"> o </w:t>
+      </w:r>
+      <w:r>
+        <w:rPr>
+          <w:i/>
+        </w:rPr>
+        <w:t>Todos</w:t>
+      </w:r>
+      <w:r>
+        <w:rPr/>
+        <w:t>; la carrera; y la búsqueda por apellidos o nombres.</w:t>
+      </w:r>
+    </w:p>
+    <w:p>
+      <w:pPr>
+        <w:pStyle w:val="ListBullet"/>
+      </w:pPr>
+      <w:r>
+        <w:rPr>
+          <w:b/>
+        </w:rPr>
+        <w:t>Columnas:</w:t>
+      </w:r>
+      <w:r>
+        <w:rPr/>
+        <w:t xml:space="preserve"> estudiante (con la cédula enmascarada), carrera y nivel, promedio, asistencia, probabilidad, nivel de riesgo y las principales razones.</w:t>
+      </w:r>
+    </w:p>
+    <w:p>
+      <w:pPr>
+        <w:pStyle w:val="ListBullet"/>
+      </w:pPr>
+      <w:r>
+        <w:rPr/>
+        <w:t xml:space="preserve">Pulse el nombre para abrir la </w:t>
       </w:r>
       <w:r>
         <w:rPr>
           <w:b/>
         </w:rPr>
-        <w:t>exportar a Excel</w:t>
+        <w:t>ficha</w:t>
       </w:r>
       <w:r>
         <w:rPr/>
-        <w:t>. El ícono del parlante lee la respuesta en voz alta (si está configurado) y la flecha circular la vuelve a generar.</w:t>
+        <w:t>.</w:t>
+      </w:r>
+    </w:p>
+    <w:p>
+      <w:r>
+        <w:rPr>
+          <w:b/>
+        </w:rPr>
+        <w:t>Cómo leer el nivel de riesgo.</w:t>
+      </w:r>
+      <w:r>
+        <w:rPr/>
+        <w:t xml:space="preserve"> El umbral </w:t>
+      </w:r>
+      <w:r>
+        <w:rPr>
+          <w:b/>
+        </w:rPr>
+        <w:t>medio</w:t>
+      </w:r>
+      <w:r>
+        <w:rPr/>
+        <w:t xml:space="preserve"> está fijado para no dejar fuera a casi nadie que vaya a abandonar (detecta cerca de 8 de cada 10); el umbral </w:t>
+      </w:r>
+      <w:r>
+        <w:rPr>
+          <w:b/>
+        </w:rPr>
+        <w:t>alto</w:t>
+      </w:r>
+      <w:r>
+        <w:rPr/>
+        <w:t xml:space="preserve"> reúne a los casos más probables y sirve para organizar el contacto directo según la capacidad de bienestar.</w:t>
       </w:r>
     </w:p>
     <w:p>
       <w:pPr>
-        <w:pStyle w:val="Heading3"/>
+        <w:pStyle w:val="Heading2"/>
       </w:pPr>
       <w:r>
-        <w:t>Preguntas que puede hacer</w:t>
+        <w:t>6. Ficha del estudiante</w:t>
+      </w:r>
+    </w:p>
+    <w:p>
+      <w:pPr>
+        <w:jc w:val="center"/>
+      </w:pPr>
+      <w:r>
+        <w:drawing>
+          <wp:inline xmlns:a="http://schemas.openxmlformats.org/drawingml/2006/main" xmlns:pic="http://schemas.openxmlformats.org/drawingml/2006/picture">
+            <wp:extent cx="5580000" cy="3487500"/>
+            <wp:docPr id="5" name="Picture 5"/>
+            <wp:cNvGraphicFramePr>
+              <a:graphicFrameLocks noChangeAspect="1"/>
+            </wp:cNvGraphicFramePr>
+            <a:graphic>
+              <a:graphicData uri="http://schemas.openxmlformats.org/drawingml/2006/picture">
+                <pic:pic>
+                  <pic:nvPicPr>
+                    <pic:cNvPr id="0" name="av2_cap_ficha.png"/>
+                    <pic:cNvPicPr/>
+                  </pic:nvPicPr>
+                  <pic:blipFill>
+                    <a:blip r:embed="rId15"/>
+                    <a:stretch>
+                      <a:fillRect/>
+                    </a:stretch>
+                  </pic:blipFill>
+                  <pic:spPr>
+                    <a:xfrm>
+                      <a:off x="0" y="0"/>
+                      <a:ext cx="5580000" cy="3487500"/>
+                    </a:xfrm>
+                    <a:prstGeom prst="rect"/>
+                  </pic:spPr>
+                </pic:pic>
+              </a:graphicData>
+            </a:graphic>
+          </wp:inline>
+        </w:drawing>
       </w:r>
     </w:p>
     <w:tbl>
@@ -2497,7 +1883,7 @@
                 <w:color w:val="FFFFFF"/>
                 <w:sz w:val="19"/>
               </w:rPr>
-              <w:t>Tema</w:t>
+              <w:t>Parte</w:t>
             </w:r>
           </w:p>
         </w:tc>
@@ -2521,7 +1907,7 @@
                 <w:color w:val="FFFFFF"/>
                 <w:sz w:val="19"/>
               </w:rPr>
-              <w:t>Ejemplos</w:t>
+              <w:t>Para qué sirve</w:t>
             </w:r>
           </w:p>
         </w:tc>
@@ -2538,9 +1924,10 @@
             <w:r/>
             <w:r>
               <w:rPr>
+                <w:b/>
                 <w:sz w:val="19"/>
               </w:rPr>
-              <w:t>Matrícula</w:t>
+              <w:t>Riesgo de abandono</w:t>
             </w:r>
           </w:p>
         </w:tc>
@@ -2557,7 +1944,7 @@
               <w:rPr>
                 <w:sz w:val="19"/>
               </w:rPr>
-              <w:t>¿Cuántos alumnos tienen matrícula vigente? · ¿Cuántos alumnos con matrícula vigente hay en cada facultad?</w:t>
+              <w:t>Probabilidad, nivel, posición dentro de la institución y versión del modelo</w:t>
             </w:r>
           </w:p>
         </w:tc>
@@ -2575,9 +1962,10 @@
             <w:r/>
             <w:r>
               <w:rPr>
+                <w:b/>
                 <w:sz w:val="19"/>
               </w:rPr>
-              <w:t>Abandono</w:t>
+              <w:t>Razones</w:t>
             </w:r>
           </w:p>
         </w:tc>
@@ -2595,7 +1983,33 @@
               <w:rPr>
                 <w:sz w:val="19"/>
               </w:rPr>
-              <w:t>¿Cuál es la tasa de abandono de la institución? · ¿Qué carrera tiene la tasa de abandono más alta?</w:t>
+              <w:t xml:space="preserve">Los factores que más </w:t>
+            </w:r>
+            <w:r>
+              <w:rPr>
+                <w:b/>
+                <w:sz w:val="19"/>
+              </w:rPr>
+              <w:t>aumentan</w:t>
+            </w:r>
+            <w:r>
+              <w:rPr>
+                <w:sz w:val="19"/>
+              </w:rPr>
+              <w:t xml:space="preserve"> o </w:t>
+            </w:r>
+            <w:r>
+              <w:rPr>
+                <w:b/>
+                <w:sz w:val="19"/>
+              </w:rPr>
+              <w:t>reducen</w:t>
+            </w:r>
+            <w:r>
+              <w:rPr>
+                <w:sz w:val="19"/>
+              </w:rPr>
+              <w:t xml:space="preserve"> el riesgo de este estudiante, en lenguaje sencillo (rendimiento académico, asistencia, situación económica, repetición, entregas, aula virtual, carga académica)</w:t>
             </w:r>
           </w:p>
         </w:tc>
@@ -2612,9 +2026,10 @@
             <w:r/>
             <w:r>
               <w:rPr>
+                <w:b/>
                 <w:sz w:val="19"/>
               </w:rPr>
-              <w:t>Riesgo</w:t>
+              <w:t>Acciones sugeridas</w:t>
             </w:r>
           </w:p>
         </w:tc>
@@ -2631,7 +2046,20 @@
               <w:rPr>
                 <w:sz w:val="19"/>
               </w:rPr>
-              <w:t>¿Cuántos alumnos hay en cada nivel de riesgo de abandono? · Muéstrame los 5 alumnos con mayor probabilidad de abandonar</w:t>
+              <w:t xml:space="preserve">Reglas de acompañamiento según las razones; cada una tiene </w:t>
+            </w:r>
+            <w:r>
+              <w:rPr>
+                <w:b/>
+                <w:sz w:val="19"/>
+              </w:rPr>
+              <w:t>Registrar</w:t>
+            </w:r>
+            <w:r>
+              <w:rPr>
+                <w:sz w:val="19"/>
+              </w:rPr>
+              <w:t xml:space="preserve"> para convertirla en una intervención</w:t>
             </w:r>
           </w:p>
         </w:tc>
@@ -2649,9 +2077,132 @@
             <w:r/>
             <w:r>
               <w:rPr>
+                <w:b/>
                 <w:sz w:val="19"/>
               </w:rPr>
-              <w:t>Segmentos</w:t>
+              <w:t>¿Qué pasaría si…?</w:t>
+            </w:r>
+          </w:p>
+        </w:tc>
+        <w:tc>
+          <w:tcPr>
+            <w:tcW w:type="dxa" w:w="4703"/>
+            <w:shd w:val="clear" w:color="auto" w:fill="F2F6F9"/>
+          </w:tcPr>
+          <w:p>
+            <w:pPr>
+              <w:spacing w:after="0"/>
+            </w:pPr>
+            <w:r/>
+            <w:r>
+              <w:rPr>
+                <w:i/>
+                <w:sz w:val="19"/>
+              </w:rPr>
+              <w:t>(Bienestar y TI)</w:t>
+            </w:r>
+            <w:r>
+              <w:rPr>
+                <w:sz w:val="19"/>
+              </w:rPr>
+              <w:t xml:space="preserve"> Mueva promedio, asistencia, saldo, actividad en el aula virtual o entregas y pulse </w:t>
+            </w:r>
+            <w:r>
+              <w:rPr>
+                <w:b/>
+                <w:sz w:val="19"/>
+              </w:rPr>
+              <w:t>Recalcular riesgo</w:t>
+            </w:r>
+            <w:r>
+              <w:rPr>
+                <w:sz w:val="19"/>
+              </w:rPr>
+              <w:t xml:space="preserve">: el mismo modelo muestra el riesgo </w:t>
+            </w:r>
+            <w:r>
+              <w:rPr>
+                <w:i/>
+                <w:sz w:val="19"/>
+              </w:rPr>
+              <w:t>Ahora</w:t>
+            </w:r>
+            <w:r>
+              <w:rPr>
+                <w:sz w:val="19"/>
+              </w:rPr>
+              <w:t xml:space="preserve"> y </w:t>
+            </w:r>
+            <w:r>
+              <w:rPr>
+                <w:i/>
+                <w:sz w:val="19"/>
+              </w:rPr>
+              <w:t>Con los cambios</w:t>
+            </w:r>
+            <w:r>
+              <w:rPr>
+                <w:sz w:val="19"/>
+              </w:rPr>
+              <w:t>. No modifica ningún dato</w:t>
+            </w:r>
+          </w:p>
+        </w:tc>
+      </w:tr>
+      <w:tr>
+        <w:tc>
+          <w:tcPr>
+            <w:tcW w:type="dxa" w:w="4703"/>
+          </w:tcPr>
+          <w:p>
+            <w:pPr>
+              <w:spacing w:after="0"/>
+            </w:pPr>
+            <w:r/>
+            <w:r>
+              <w:rPr>
+                <w:b/>
+                <w:sz w:val="19"/>
+              </w:rPr>
+              <w:t>Trayectoria académica</w:t>
+            </w:r>
+          </w:p>
+        </w:tc>
+        <w:tc>
+          <w:tcPr>
+            <w:tcW w:type="dxa" w:w="4703"/>
+          </w:tcPr>
+          <w:p>
+            <w:pPr>
+              <w:spacing w:after="0"/>
+            </w:pPr>
+            <w:r/>
+            <w:r>
+              <w:rPr>
+                <w:sz w:val="19"/>
+              </w:rPr>
+              <w:t>Promedio y asistencia de cada periodo cursado</w:t>
+            </w:r>
+          </w:p>
+        </w:tc>
+      </w:tr>
+      <w:tr>
+        <w:tc>
+          <w:tcPr>
+            <w:tcW w:type="dxa" w:w="4703"/>
+            <w:shd w:val="clear" w:color="auto" w:fill="F2F6F9"/>
+          </w:tcPr>
+          <w:p>
+            <w:pPr>
+              <w:spacing w:after="0"/>
+            </w:pPr>
+            <w:r/>
+            <w:r>
+              <w:rPr>
+                <w:b/>
+                <w:sz w:val="19"/>
+              </w:rPr>
+              <w:t>Historial de seguimiento</w:t>
             </w:r>
           </w:p>
         </w:tc>
@@ -2669,117 +2220,7 @@
               <w:rPr>
                 <w:sz w:val="19"/>
               </w:rPr>
-              <w:t>¿Qué carreras necesitan atención prioritaria? · ¿En qué segmento de riesgo está la carrera de Medicina?</w:t>
-            </w:r>
-          </w:p>
-        </w:tc>
-      </w:tr>
-      <w:tr>
-        <w:tc>
-          <w:tcPr>
-            <w:tcW w:type="dxa" w:w="4703"/>
-          </w:tcPr>
-          <w:p>
-            <w:pPr>
-              <w:spacing w:after="0"/>
-            </w:pPr>
-            <w:r/>
-            <w:r>
-              <w:rPr>
-                <w:sz w:val="19"/>
-              </w:rPr>
-              <w:t>Referentes</w:t>
-            </w:r>
-          </w:p>
-        </w:tc>
-        <w:tc>
-          <w:tcPr>
-            <w:tcW w:type="dxa" w:w="4703"/>
-          </w:tcPr>
-          <w:p>
-            <w:pPr>
-              <w:spacing w:after="0"/>
-            </w:pPr>
-            <w:r/>
-            <w:r>
-              <w:rPr>
-                <w:sz w:val="19"/>
-              </w:rPr>
-              <w:t>Compara nuestra tasa de abandono con la del referente de Ecuador</w:t>
-            </w:r>
-          </w:p>
-        </w:tc>
-      </w:tr>
-      <w:tr>
-        <w:tc>
-          <w:tcPr>
-            <w:tcW w:type="dxa" w:w="4703"/>
-            <w:shd w:val="clear" w:color="auto" w:fill="F2F6F9"/>
-          </w:tcPr>
-          <w:p>
-            <w:pPr>
-              <w:spacing w:after="0"/>
-            </w:pPr>
-            <w:r/>
-            <w:r>
-              <w:rPr>
-                <w:sz w:val="19"/>
-              </w:rPr>
-              <w:t>Modelo</w:t>
-            </w:r>
-          </w:p>
-        </w:tc>
-        <w:tc>
-          <w:tcPr>
-            <w:tcW w:type="dxa" w:w="4703"/>
-            <w:shd w:val="clear" w:color="auto" w:fill="F2F6F9"/>
-          </w:tcPr>
-          <w:p>
-            <w:pPr>
-              <w:spacing w:after="0"/>
-            </w:pPr>
-            <w:r/>
-            <w:r>
-              <w:rPr>
-                <w:sz w:val="19"/>
-              </w:rPr>
-              <w:t>¿Qué porcentaje de los abandonos detecta el modelo en la validación temporal?</w:t>
-            </w:r>
-          </w:p>
-        </w:tc>
-      </w:tr>
-      <w:tr>
-        <w:tc>
-          <w:tcPr>
-            <w:tcW w:type="dxa" w:w="4703"/>
-          </w:tcPr>
-          <w:p>
-            <w:pPr>
-              <w:spacing w:after="0"/>
-            </w:pPr>
-            <w:r/>
-            <w:r>
-              <w:rPr>
-                <w:sz w:val="19"/>
-              </w:rPr>
-              <w:t>Evolución</w:t>
-            </w:r>
-          </w:p>
-        </w:tc>
-        <w:tc>
-          <w:tcPr>
-            <w:tcW w:type="dxa" w:w="4703"/>
-          </w:tcPr>
-          <w:p>
-            <w:pPr>
-              <w:spacing w:after="0"/>
-            </w:pPr>
-            <w:r/>
-            <w:r>
-              <w:rPr>
-                <w:sz w:val="19"/>
-              </w:rPr>
-              <w:t>¿Cuántos alumnos se retiraron en el año 2025? · ¿Cómo ha evolucionado la asistencia promedio por año?</w:t>
+              <w:t>Las intervenciones registradas con este estudiante, abiertas o cerradas</w:t>
             </w:r>
           </w:p>
         </w:tc>
@@ -2792,38 +2233,16 @@
     </w:p>
     <w:p>
       <w:r>
-        <w:rPr>
-          <w:b/>
-        </w:rPr>
-        <w:t>Consejos:</w:t>
-      </w:r>
-      <w:r>
         <w:rPr/>
-        <w:t xml:space="preserve"> una pregunta por mensaje; nombre la carrera, la facultad o el año cuando importe; si la respuesta no es lo que esperaba, reformule con otras palabras.</w:t>
+        <w:t>Si aparece «Sin predicción vigente», el estudiante no tiene matrícula en el periodo actual o el modelo todavía no lo ha calificado.</w:t>
       </w:r>
     </w:p>
     <w:p>
       <w:pPr>
-        <w:pStyle w:val="Heading3"/>
+        <w:pStyle w:val="Heading2"/>
       </w:pPr>
       <w:r>
-        <w:t>Lo que el chat no hace</w:t>
-      </w:r>
-    </w:p>
-    <w:p>
-      <w:r>
-        <w:rPr/>
-        <w:t xml:space="preserve">El chat </w:t>
-      </w:r>
-      <w:r>
-        <w:rPr>
-          <w:b/>
-        </w:rPr>
-        <w:t>solo consulta</w:t>
-      </w:r>
-      <w:r>
-        <w:rPr/>
-        <w:t>: no puede borrar, cambiar ni agregar datos. Si se le pide, lo rechaza y no ejecuta nada en la base:</w:t>
+        <w:t>7. Seguimiento</w:t>
       </w:r>
     </w:p>
     <w:p>
@@ -2833,8 +2252,8 @@
       <w:r>
         <w:drawing>
           <wp:inline xmlns:a="http://schemas.openxmlformats.org/drawingml/2006/main" xmlns:pic="http://schemas.openxmlformats.org/drawingml/2006/picture">
-            <wp:extent cx="5580000" cy="3184068"/>
-            <wp:docPr id="10" name="Picture 10"/>
+            <wp:extent cx="5580000" cy="3487500"/>
+            <wp:docPr id="6" name="Picture 6"/>
             <wp:cNvGraphicFramePr>
               <a:graphicFrameLocks noChangeAspect="1"/>
             </wp:cNvGraphicFramePr>
@@ -2842,11 +2261,11 @@
               <a:graphicData uri="http://schemas.openxmlformats.org/drawingml/2006/picture">
                 <pic:pic>
                   <pic:nvPicPr>
-                    <pic:cNvPr id="0" name="08_peticion_de_borrado_rechazada.png"/>
+                    <pic:cNvPr id="0" name="av2_cap_seguimiento.png"/>
                     <pic:cNvPicPr/>
                   </pic:nvPicPr>
                   <pic:blipFill>
-                    <a:blip r:embed="rId19"/>
+                    <a:blip r:embed="rId16"/>
                     <a:stretch>
                       <a:fillRect/>
                     </a:stretch>
@@ -2854,7 +2273,7 @@
                   <pic:spPr>
                     <a:xfrm>
                       <a:off x="0" y="0"/>
-                      <a:ext cx="5580000" cy="3184068"/>
+                      <a:ext cx="5580000" cy="3487500"/>
                     </a:xfrm>
                     <a:prstGeom prst="rect"/>
                   </pic:spPr>
@@ -2867,661 +2286,44 @@
     </w:p>
     <w:p>
       <w:r>
+        <w:rPr>
+          <w:b/>
+        </w:rPr>
+        <w:t>Registrar una intervención</w:t>
+      </w:r>
+      <w:r>
         <w:rPr/>
-        <w:t xml:space="preserve">Además, cada consulta solo ve los datos de la </w:t>
+        <w:t xml:space="preserve"> </w:t>
+      </w:r>
+      <w:r>
+        <w:rPr>
+          <w:i/>
+        </w:rPr>
+        <w:t>(Bienestar y TI)</w:t>
+      </w:r>
+      <w:r>
+        <w:rPr/>
+        <w:t xml:space="preserve">: desde la ficha, pulse </w:t>
       </w:r>
       <w:r>
         <w:rPr>
           <w:b/>
         </w:rPr>
-        <w:t>institución activa</w:t>
+        <w:t>Registrar intervención</w:t>
       </w:r>
       <w:r>
         <w:rPr/>
-        <w:t>, y los nombres y cédulas se enmascaran antes de enviarse a cualquier proveedor externo de IA.</w:t>
-      </w:r>
-    </w:p>
-    <w:p>
-      <w:pPr>
-        <w:pStyle w:val="Heading3"/>
-      </w:pPr>
-      <w:r>
-        <w:t>Otras funciones del chat</w:t>
-      </w:r>
-    </w:p>
-    <w:p>
-      <w:pPr>
-        <w:pStyle w:val="ListBullet"/>
-      </w:pPr>
-      <w:r>
-        <w:rPr>
-          <w:b/>
-        </w:rPr>
-        <w:t>Historial reciente</w:t>
-      </w:r>
-      <w:r>
-        <w:rPr/>
-        <w:t xml:space="preserve"> (menú de la izquierda): vuelve a abrir conversaciones anteriores; con </w:t>
+        <w:t xml:space="preserve"> (o </w:t>
       </w:r>
       <w:r>
         <w:rPr>
           <w:b/>
         </w:rPr>
-        <w:t>Seleccionar</w:t>
+        <w:t>Registrar</w:t>
       </w:r>
       <w:r>
         <w:rPr/>
-        <w:t xml:space="preserve"> puede borrar varias a la vez.</w:t>
-      </w:r>
-    </w:p>
-    <w:p>
-      <w:pPr>
-        <w:pStyle w:val="ListBullet"/>
-      </w:pPr>
-      <w:r>
-        <w:rPr>
-          <w:b/>
-        </w:rPr>
-        <w:t>Clip:</w:t>
-      </w:r>
-      <w:r>
-        <w:rPr/>
-        <w:t xml:space="preserve"> adjunta una imagen (por ejemplo, la foto de un reporte) para que la IA la analice.</w:t>
-      </w:r>
-    </w:p>
-    <w:p>
-      <w:pPr>
-        <w:pStyle w:val="ListBullet"/>
-      </w:pPr>
-      <w:r>
-        <w:rPr>
-          <w:b/>
-        </w:rPr>
-        <w:t>Micrófono:</w:t>
-      </w:r>
-      <w:r>
-        <w:rPr/>
-        <w:t xml:space="preserve"> dicta la pregunta en lugar de escribirla.</w:t>
-      </w:r>
-    </w:p>
-    <w:p>
-      <w:pPr>
-        <w:pStyle w:val="ListBullet"/>
-      </w:pPr>
-      <w:r>
-        <w:rPr>
-          <w:b/>
-        </w:rPr>
-        <w:t>AURA</w:t>
-      </w:r>
-      <w:r>
-        <w:rPr/>
-        <w:t xml:space="preserve"> (botón redondo azul, abajo a la derecha, solo en computadora): conversación por voz con el asistente, si el navegador lo admite.</w:t>
-      </w:r>
-    </w:p>
-    <w:p>
-      <w:pPr>
-        <w:pStyle w:val="Heading2"/>
-      </w:pPr>
-      <w:r>
-        <w:t>7. Exportar</w:t>
-      </w:r>
-    </w:p>
-    <w:tbl>
-      <w:tblPr>
-        <w:tblStyle w:val="TableGrid"/>
-        <w:tblW w:type="auto" w:w="0"/>
-        <w:jc w:val="center"/>
-        <w:tblLook w:firstColumn="1" w:firstRow="1" w:lastColumn="0" w:lastRow="0" w:noHBand="0" w:noVBand="1" w:val="04A0"/>
-      </w:tblPr>
-      <w:tblGrid>
-        <w:gridCol w:w="3135"/>
-        <w:gridCol w:w="3135"/>
-        <w:gridCol w:w="3135"/>
-      </w:tblGrid>
-      <w:tr>
-        <w:tc>
-          <w:tcPr>
-            <w:tcW w:type="dxa" w:w="3135"/>
-            <w:shd w:val="clear" w:color="auto" w:fill="002E45"/>
-          </w:tcPr>
-          <w:p>
-            <w:pPr>
-              <w:spacing w:after="0"/>
-            </w:pPr>
-            <w:r>
-              <w:rPr>
-                <w:b/>
-              </w:rPr>
-            </w:r>
-            <w:r>
-              <w:rPr>
-                <w:b/>
-                <w:color w:val="FFFFFF"/>
-                <w:sz w:val="19"/>
-              </w:rPr>
-              <w:t>Dónde</w:t>
-            </w:r>
-          </w:p>
-        </w:tc>
-        <w:tc>
-          <w:tcPr>
-            <w:tcW w:type="dxa" w:w="3135"/>
-            <w:shd w:val="clear" w:color="auto" w:fill="002E45"/>
-          </w:tcPr>
-          <w:p>
-            <w:pPr>
-              <w:spacing w:after="0"/>
-            </w:pPr>
-            <w:r>
-              <w:rPr>
-                <w:b/>
-              </w:rPr>
-            </w:r>
-            <w:r>
-              <w:rPr>
-                <w:b/>
-                <w:color w:val="FFFFFF"/>
-                <w:sz w:val="19"/>
-              </w:rPr>
-              <w:t>Botón</w:t>
-            </w:r>
-          </w:p>
-        </w:tc>
-        <w:tc>
-          <w:tcPr>
-            <w:tcW w:type="dxa" w:w="3135"/>
-            <w:shd w:val="clear" w:color="auto" w:fill="002E45"/>
-          </w:tcPr>
-          <w:p>
-            <w:pPr>
-              <w:spacing w:after="0"/>
-            </w:pPr>
-            <w:r>
-              <w:rPr>
-                <w:b/>
-              </w:rPr>
-            </w:r>
-            <w:r>
-              <w:rPr>
-                <w:b/>
-                <w:color w:val="FFFFFF"/>
-                <w:sz w:val="19"/>
-              </w:rPr>
-              <w:t>Resultado</w:t>
-            </w:r>
-          </w:p>
-        </w:tc>
-      </w:tr>
-      <w:tr>
-        <w:tc>
-          <w:tcPr>
-            <w:tcW w:type="dxa" w:w="3135"/>
-          </w:tcPr>
-          <w:p>
-            <w:pPr>
-              <w:spacing w:after="0"/>
-            </w:pPr>
-            <w:r/>
-            <w:r>
-              <w:rPr>
-                <w:b/>
-                <w:sz w:val="19"/>
-              </w:rPr>
-              <w:t>Indicadores</w:t>
-            </w:r>
-          </w:p>
-        </w:tc>
-        <w:tc>
-          <w:tcPr>
-            <w:tcW w:type="dxa" w:w="3135"/>
-          </w:tcPr>
-          <w:p>
-            <w:pPr>
-              <w:spacing w:after="0"/>
-            </w:pPr>
-            <w:r/>
-            <w:r>
-              <w:rPr>
-                <w:b/>
-                <w:sz w:val="19"/>
-              </w:rPr>
-              <w:t>PDF</w:t>
-            </w:r>
-          </w:p>
-        </w:tc>
-        <w:tc>
-          <w:tcPr>
-            <w:tcW w:type="dxa" w:w="3135"/>
-          </w:tcPr>
-          <w:p>
-            <w:pPr>
-              <w:spacing w:after="0"/>
-            </w:pPr>
-            <w:r/>
-            <w:r>
-              <w:rPr>
-                <w:sz w:val="19"/>
-              </w:rPr>
-              <w:t>Reporte ejecutivo con los indicadores de la institución activa</w:t>
-            </w:r>
-          </w:p>
-        </w:tc>
-      </w:tr>
-      <w:tr>
-        <w:tc>
-          <w:tcPr>
-            <w:tcW w:type="dxa" w:w="3135"/>
-            <w:shd w:val="clear" w:color="auto" w:fill="F2F6F9"/>
-          </w:tcPr>
-          <w:p>
-            <w:pPr>
-              <w:spacing w:after="0"/>
-            </w:pPr>
-            <w:r/>
-            <w:r>
-              <w:rPr>
-                <w:b/>
-                <w:sz w:val="19"/>
-              </w:rPr>
-              <w:t>Indicadores</w:t>
-            </w:r>
-          </w:p>
-        </w:tc>
-        <w:tc>
-          <w:tcPr>
-            <w:tcW w:type="dxa" w:w="3135"/>
-            <w:shd w:val="clear" w:color="auto" w:fill="F2F6F9"/>
-          </w:tcPr>
-          <w:p>
-            <w:pPr>
-              <w:spacing w:after="0"/>
-            </w:pPr>
-            <w:r/>
-            <w:r>
-              <w:rPr>
-                <w:b/>
-                <w:sz w:val="19"/>
-              </w:rPr>
-              <w:t>Excel</w:t>
-            </w:r>
-          </w:p>
-        </w:tc>
-        <w:tc>
-          <w:tcPr>
-            <w:tcW w:type="dxa" w:w="3135"/>
-            <w:shd w:val="clear" w:color="auto" w:fill="F2F6F9"/>
-          </w:tcPr>
-          <w:p>
-            <w:pPr>
-              <w:spacing w:after="0"/>
-            </w:pPr>
-            <w:r/>
-            <w:r>
-              <w:rPr>
-                <w:sz w:val="19"/>
-              </w:rPr>
-              <w:t>Libro con los indicadores, con formato</w:t>
-            </w:r>
-          </w:p>
-        </w:tc>
-      </w:tr>
-      <w:tr>
-        <w:tc>
-          <w:tcPr>
-            <w:tcW w:type="dxa" w:w="3135"/>
-          </w:tcPr>
-          <w:p>
-            <w:pPr>
-              <w:spacing w:after="0"/>
-            </w:pPr>
-            <w:r/>
-            <w:r>
-              <w:rPr>
-                <w:b/>
-                <w:sz w:val="19"/>
-              </w:rPr>
-              <w:t>Chat</w:t>
-            </w:r>
-            <w:r>
-              <w:rPr>
-                <w:sz w:val="19"/>
-              </w:rPr>
-              <w:t xml:space="preserve"> (tabla de una respuesta)</w:t>
-            </w:r>
-          </w:p>
-        </w:tc>
-        <w:tc>
-          <w:tcPr>
-            <w:tcW w:type="dxa" w:w="3135"/>
-          </w:tcPr>
-          <w:p>
-            <w:pPr>
-              <w:spacing w:after="0"/>
-            </w:pPr>
-            <w:r/>
-            <w:r>
-              <w:rPr>
-                <w:b/>
-                <w:sz w:val="19"/>
-              </w:rPr>
-              <w:t>Excel</w:t>
-            </w:r>
-          </w:p>
-        </w:tc>
-        <w:tc>
-          <w:tcPr>
-            <w:tcW w:type="dxa" w:w="3135"/>
-          </w:tcPr>
-          <w:p>
-            <w:pPr>
-              <w:spacing w:after="0"/>
-            </w:pPr>
-            <w:r/>
-            <w:r>
-              <w:rPr>
-                <w:sz w:val="19"/>
-              </w:rPr>
-              <w:t>La tabla de esa respuesta</w:t>
-            </w:r>
-          </w:p>
-        </w:tc>
-      </w:tr>
-    </w:tbl>
-    <w:p>
-      <w:pPr>
-        <w:spacing w:after="40"/>
-      </w:pPr>
-    </w:p>
-    <w:p>
-      <w:pPr>
-        <w:pStyle w:val="Heading2"/>
-      </w:pPr>
-      <w:r>
-        <w:t>8. Mi perfil</w:t>
-      </w:r>
-    </w:p>
-    <w:p>
-      <w:r>
-        <w:rPr/>
-        <w:t xml:space="preserve">Pulse su nombre o su inicial (arriba a la derecha) para abrir </w:t>
-      </w:r>
-      <w:r>
-        <w:rPr>
-          <w:b/>
-        </w:rPr>
-        <w:t>Mi perfil</w:t>
-      </w:r>
-      <w:r>
-        <w:rPr/>
-        <w:t xml:space="preserve">. Ahí puede cambiar la foto y la </w:t>
-      </w:r>
-      <w:r>
-        <w:rPr>
-          <w:b/>
-        </w:rPr>
-        <w:t>contraseña</w:t>
-      </w:r>
-      <w:r>
-        <w:rPr/>
-        <w:t>; la nueva debe tener al menos 8 caracteres. También ve la fecha de registro y el último acceso.</w:t>
-      </w:r>
-    </w:p>
-    <w:p>
-      <w:pPr>
-        <w:pStyle w:val="Heading2"/>
-      </w:pPr>
-      <w:r>
-        <w:t>9. Administración (solo ADMINISTRADOR)</w:t>
-      </w:r>
-    </w:p>
-    <w:p>
-      <w:pPr>
-        <w:pStyle w:val="Heading3"/>
-      </w:pPr>
-      <w:r>
-        <w:t>Usuarios</w:t>
-      </w:r>
-    </w:p>
-    <w:p>
-      <w:r>
-        <w:rPr>
-          <w:b/>
-        </w:rPr>
-        <w:t>Usuarios</w:t>
-      </w:r>
-      <w:r>
-        <w:rPr/>
-        <w:t xml:space="preserve"> muestra todas las cuentas con su rol, estado y último acceso. Desde </w:t>
-      </w:r>
-      <w:r>
-        <w:rPr>
-          <w:b/>
-        </w:rPr>
-        <w:t>Nuevo usuario</w:t>
-      </w:r>
-      <w:r>
-        <w:rPr/>
-        <w:t xml:space="preserve"> se crean cuentas (contraseña de 8 o más caracteres) y se asigna el rol. Las cuentas marcadas como </w:t>
-      </w:r>
-      <w:r>
-        <w:rPr>
-          <w:b/>
-        </w:rPr>
-        <w:t>PROTEGIDA</w:t>
-      </w:r>
-      <w:r>
-        <w:rPr/>
-        <w:t xml:space="preserve"> no se pueden editar ni desactivar desde la interfaz.</w:t>
-      </w:r>
-    </w:p>
-    <w:p>
-      <w:pPr>
-        <w:jc w:val="center"/>
-      </w:pPr>
-      <w:r>
-        <w:drawing>
-          <wp:inline xmlns:a="http://schemas.openxmlformats.org/drawingml/2006/main" xmlns:pic="http://schemas.openxmlformats.org/drawingml/2006/picture">
-            <wp:extent cx="5580000" cy="3184068"/>
-            <wp:docPr id="11" name="Picture 11"/>
-            <wp:cNvGraphicFramePr>
-              <a:graphicFrameLocks noChangeAspect="1"/>
-            </wp:cNvGraphicFramePr>
-            <a:graphic>
-              <a:graphicData uri="http://schemas.openxmlformats.org/drawingml/2006/picture">
-                <pic:pic>
-                  <pic:nvPicPr>
-                    <pic:cNvPr id="0" name="10_gestion_de_usuarios.png"/>
-                    <pic:cNvPicPr/>
-                  </pic:nvPicPr>
-                  <pic:blipFill>
-                    <a:blip r:embed="rId20"/>
-                    <a:stretch>
-                      <a:fillRect/>
-                    </a:stretch>
-                  </pic:blipFill>
-                  <pic:spPr>
-                    <a:xfrm>
-                      <a:off x="0" y="0"/>
-                      <a:ext cx="5580000" cy="3184068"/>
-                    </a:xfrm>
-                    <a:prstGeom prst="rect"/>
-                  </pic:spPr>
-                </pic:pic>
-              </a:graphicData>
-            </a:graphic>
-          </wp:inline>
-        </w:drawing>
-      </w:r>
-    </w:p>
-    <w:p>
-      <w:pPr>
-        <w:pStyle w:val="Heading3"/>
-      </w:pPr>
-      <w:r>
-        <w:t>Auditoría</w:t>
-      </w:r>
-    </w:p>
-    <w:p>
-      <w:r>
-        <w:rPr>
-          <w:b/>
-        </w:rPr>
-        <w:t>Auditoría</w:t>
-      </w:r>
-      <w:r>
-        <w:rPr/>
-        <w:t xml:space="preserve"> registra los inicios de sesión, las conexiones a bases y los cambios de configuración, con fecha, usuario, acción y dirección IP. Se puede filtrar por acción, entidad y rango de fechas, y </w:t>
-      </w:r>
-      <w:r>
-        <w:rPr>
-          <w:b/>
-        </w:rPr>
-        <w:t>Exportar Excel</w:t>
-      </w:r>
-      <w:r>
-        <w:rPr/>
-        <w:t>.</w:t>
-      </w:r>
-    </w:p>
-    <w:p>
-      <w:pPr>
-        <w:jc w:val="center"/>
-      </w:pPr>
-      <w:r>
-        <w:drawing>
-          <wp:inline xmlns:a="http://schemas.openxmlformats.org/drawingml/2006/main" xmlns:pic="http://schemas.openxmlformats.org/drawingml/2006/picture">
-            <wp:extent cx="5580000" cy="3184068"/>
-            <wp:docPr id="12" name="Picture 12"/>
-            <wp:cNvGraphicFramePr>
-              <a:graphicFrameLocks noChangeAspect="1"/>
-            </wp:cNvGraphicFramePr>
-            <a:graphic>
-              <a:graphicData uri="http://schemas.openxmlformats.org/drawingml/2006/picture">
-                <pic:pic>
-                  <pic:nvPicPr>
-                    <pic:cNvPr id="0" name="11_auditoria.png"/>
-                    <pic:cNvPicPr/>
-                  </pic:nvPicPr>
-                  <pic:blipFill>
-                    <a:blip r:embed="rId21"/>
-                    <a:stretch>
-                      <a:fillRect/>
-                    </a:stretch>
-                  </pic:blipFill>
-                  <pic:spPr>
-                    <a:xfrm>
-                      <a:off x="0" y="0"/>
-                      <a:ext cx="5580000" cy="3184068"/>
-                    </a:xfrm>
-                    <a:prstGeom prst="rect"/>
-                  </pic:spPr>
-                </pic:pic>
-              </a:graphicData>
-            </a:graphic>
-          </wp:inline>
-        </w:drawing>
-      </w:r>
-    </w:p>
-    <w:p>
-      <w:pPr>
-        <w:pStyle w:val="Heading2"/>
-      </w:pPr>
-      <w:r>
-        <w:t>10. Uso en el teléfono</w:t>
-      </w:r>
-    </w:p>
-    <w:p>
-      <w:r>
-        <w:rPr/>
-        <w:t xml:space="preserve">La aplicación se adapta a la pantalla del teléfono. Abajo aparecen cuatro pestañas: </w:t>
-      </w:r>
-      <w:r>
-        <w:rPr>
-          <w:b/>
-        </w:rPr>
-        <w:t>Chat</w:t>
-      </w:r>
-      <w:r>
-        <w:rPr/>
-        <w:t xml:space="preserve">, </w:t>
-      </w:r>
-      <w:r>
-        <w:rPr>
-          <w:b/>
-        </w:rPr>
-        <w:t>Indicadores</w:t>
-      </w:r>
-      <w:r>
-        <w:rPr/>
-        <w:t xml:space="preserve">, </w:t>
-      </w:r>
-      <w:r>
-        <w:rPr>
-          <w:b/>
-        </w:rPr>
-        <w:t>Datos</w:t>
-      </w:r>
-      <w:r>
-        <w:rPr/>
-        <w:t xml:space="preserve"> (la conexión de la sección 3) y </w:t>
-      </w:r>
-      <w:r>
-        <w:rPr>
-          <w:b/>
-        </w:rPr>
-        <w:t>Más</w:t>
-      </w:r>
-      <w:r>
-        <w:rPr/>
-        <w:t xml:space="preserve"> (historial y, para administradores, la administración).</w:t>
-      </w:r>
-    </w:p>
-    <w:p>
-      <w:pPr>
-        <w:jc w:val="center"/>
-      </w:pPr>
-      <w:r>
-        <w:drawing>
-          <wp:inline xmlns:a="http://schemas.openxmlformats.org/drawingml/2006/main" xmlns:pic="http://schemas.openxmlformats.org/drawingml/2006/picture">
-            <wp:extent cx="2340000" cy="5064000"/>
-            <wp:docPr id="13" name="Picture 13"/>
-            <wp:cNvGraphicFramePr>
-              <a:graphicFrameLocks noChangeAspect="1"/>
-            </wp:cNvGraphicFramePr>
-            <a:graphic>
-              <a:graphicData uri="http://schemas.openxmlformats.org/drawingml/2006/picture">
-                <pic:pic>
-                  <pic:nvPicPr>
-                    <pic:cNvPr id="0" name="13_movil_riesgo.png"/>
-                    <pic:cNvPicPr/>
-                  </pic:nvPicPr>
-                  <pic:blipFill>
-                    <a:blip r:embed="rId22"/>
-                    <a:stretch>
-                      <a:fillRect/>
-                    </a:stretch>
-                  </pic:blipFill>
-                  <pic:spPr>
-                    <a:xfrm>
-                      <a:off x="0" y="0"/>
-                      <a:ext cx="2340000" cy="5064000"/>
-                    </a:xfrm>
-                    <a:prstGeom prst="rect"/>
-                  </pic:spPr>
-                </pic:pic>
-              </a:graphicData>
-            </a:graphic>
-          </wp:inline>
-        </w:drawing>
-      </w:r>
-    </w:p>
-    <w:p>
-      <w:pPr>
-        <w:pStyle w:val="Heading2"/>
-      </w:pPr>
-      <w:r>
-        <w:t>11. Problemas frecuentes</w:t>
+        <w:t xml:space="preserve"> en una acción sugerida), elija el tipo y describa lo acordado.</w:t>
       </w:r>
     </w:p>
     <w:tbl>
@@ -3556,7 +2358,1491 @@
                 <w:color w:val="FFFFFF"/>
                 <w:sz w:val="19"/>
               </w:rPr>
-              <w:t>Qué pasa</w:t>
+              <w:t>Tipo</w:t>
+            </w:r>
+          </w:p>
+        </w:tc>
+        <w:tc>
+          <w:tcPr>
+            <w:tcW w:type="dxa" w:w="4703"/>
+            <w:shd w:val="clear" w:color="auto" w:fill="002E45"/>
+          </w:tcPr>
+          <w:p>
+            <w:pPr>
+              <w:spacing w:after="0"/>
+            </w:pPr>
+            <w:r>
+              <w:rPr>
+                <w:b/>
+              </w:rPr>
+            </w:r>
+            <w:r>
+              <w:rPr>
+                <w:b/>
+                <w:color w:val="FFFFFF"/>
+                <w:sz w:val="19"/>
+              </w:rPr>
+              <w:t>Ejemplo</w:t>
+            </w:r>
+          </w:p>
+        </w:tc>
+      </w:tr>
+      <w:tr>
+        <w:tc>
+          <w:tcPr>
+            <w:tcW w:type="dxa" w:w="4703"/>
+          </w:tcPr>
+          <w:p>
+            <w:pPr>
+              <w:spacing w:after="0"/>
+            </w:pPr>
+            <w:r/>
+            <w:r>
+              <w:rPr>
+                <w:sz w:val="19"/>
+              </w:rPr>
+              <w:t>Tutoría académica</w:t>
+            </w:r>
+          </w:p>
+        </w:tc>
+        <w:tc>
+          <w:tcPr>
+            <w:tcW w:type="dxa" w:w="4703"/>
+          </w:tcPr>
+          <w:p>
+            <w:pPr>
+              <w:spacing w:after="0"/>
+            </w:pPr>
+            <w:r/>
+            <w:r>
+              <w:rPr>
+                <w:sz w:val="19"/>
+              </w:rPr>
+              <w:t>Tutoría de Cálculo los martes</w:t>
+            </w:r>
+          </w:p>
+        </w:tc>
+      </w:tr>
+      <w:tr>
+        <w:tc>
+          <w:tcPr>
+            <w:tcW w:type="dxa" w:w="4703"/>
+            <w:shd w:val="clear" w:color="auto" w:fill="F2F6F9"/>
+          </w:tcPr>
+          <w:p>
+            <w:pPr>
+              <w:spacing w:after="0"/>
+            </w:pPr>
+            <w:r/>
+            <w:r>
+              <w:rPr>
+                <w:sz w:val="19"/>
+              </w:rPr>
+              <w:t>Consejería</w:t>
+            </w:r>
+          </w:p>
+        </w:tc>
+        <w:tc>
+          <w:tcPr>
+            <w:tcW w:type="dxa" w:w="4703"/>
+            <w:shd w:val="clear" w:color="auto" w:fill="F2F6F9"/>
+          </w:tcPr>
+          <w:p>
+            <w:pPr>
+              <w:spacing w:after="0"/>
+            </w:pPr>
+            <w:r/>
+            <w:r>
+              <w:rPr>
+                <w:sz w:val="19"/>
+              </w:rPr>
+              <w:t>Cita con psicología</w:t>
+            </w:r>
+          </w:p>
+        </w:tc>
+      </w:tr>
+      <w:tr>
+        <w:tc>
+          <w:tcPr>
+            <w:tcW w:type="dxa" w:w="4703"/>
+          </w:tcPr>
+          <w:p>
+            <w:pPr>
+              <w:spacing w:after="0"/>
+            </w:pPr>
+            <w:r/>
+            <w:r>
+              <w:rPr>
+                <w:sz w:val="19"/>
+              </w:rPr>
+              <w:t>Apoyo económico</w:t>
+            </w:r>
+          </w:p>
+        </w:tc>
+        <w:tc>
+          <w:tcPr>
+            <w:tcW w:type="dxa" w:w="4703"/>
+          </w:tcPr>
+          <w:p>
+            <w:pPr>
+              <w:spacing w:after="0"/>
+            </w:pPr>
+            <w:r/>
+            <w:r>
+              <w:rPr>
+                <w:sz w:val="19"/>
+              </w:rPr>
+              <w:t>Trámite de beca o plan de pagos</w:t>
+            </w:r>
+          </w:p>
+        </w:tc>
+      </w:tr>
+      <w:tr>
+        <w:tc>
+          <w:tcPr>
+            <w:tcW w:type="dxa" w:w="4703"/>
+            <w:shd w:val="clear" w:color="auto" w:fill="F2F6F9"/>
+          </w:tcPr>
+          <w:p>
+            <w:pPr>
+              <w:spacing w:after="0"/>
+            </w:pPr>
+            <w:r/>
+            <w:r>
+              <w:rPr>
+                <w:sz w:val="19"/>
+              </w:rPr>
+              <w:t>Contacto con el estudiante</w:t>
+            </w:r>
+          </w:p>
+        </w:tc>
+        <w:tc>
+          <w:tcPr>
+            <w:tcW w:type="dxa" w:w="4703"/>
+            <w:shd w:val="clear" w:color="auto" w:fill="F2F6F9"/>
+          </w:tcPr>
+          <w:p>
+            <w:pPr>
+              <w:spacing w:after="0"/>
+            </w:pPr>
+            <w:r/>
+            <w:r>
+              <w:rPr>
+                <w:sz w:val="19"/>
+              </w:rPr>
+              <w:t>Llamada o mensaje de seguimiento</w:t>
+            </w:r>
+          </w:p>
+        </w:tc>
+      </w:tr>
+      <w:tr>
+        <w:tc>
+          <w:tcPr>
+            <w:tcW w:type="dxa" w:w="4703"/>
+          </w:tcPr>
+          <w:p>
+            <w:pPr>
+              <w:spacing w:after="0"/>
+            </w:pPr>
+            <w:r/>
+            <w:r>
+              <w:rPr>
+                <w:sz w:val="19"/>
+              </w:rPr>
+              <w:t>Derivación a otra instancia</w:t>
+            </w:r>
+          </w:p>
+        </w:tc>
+        <w:tc>
+          <w:tcPr>
+            <w:tcW w:type="dxa" w:w="4703"/>
+          </w:tcPr>
+          <w:p>
+            <w:pPr>
+              <w:spacing w:after="0"/>
+            </w:pPr>
+            <w:r/>
+            <w:r>
+              <w:rPr>
+                <w:sz w:val="19"/>
+              </w:rPr>
+              <w:t>Remisión a la dirección de carrera</w:t>
+            </w:r>
+          </w:p>
+        </w:tc>
+      </w:tr>
+    </w:tbl>
+    <w:p>
+      <w:pPr>
+        <w:spacing w:after="40"/>
+      </w:pPr>
+    </w:p>
+    <w:p>
+      <w:r>
+        <w:rPr>
+          <w:b/>
+        </w:rPr>
+        <w:t>Cerrar una intervención:</w:t>
+      </w:r>
+      <w:r>
+        <w:rPr/>
+        <w:t xml:space="preserve"> en la ficha o en la pantalla </w:t>
+      </w:r>
+      <w:r>
+        <w:rPr>
+          <w:i/>
+        </w:rPr>
+        <w:t>Seguimiento</w:t>
+      </w:r>
+      <w:r>
+        <w:rPr/>
+        <w:t xml:space="preserve">, pulse </w:t>
+      </w:r>
+      <w:r>
+        <w:rPr>
+          <w:b/>
+        </w:rPr>
+        <w:t>Cerrar intervención</w:t>
+      </w:r>
+      <w:r>
+        <w:rPr/>
+        <w:t xml:space="preserve"> y anote el resultado (por ejemplo, «Asiste a tutorías y aprobó el parcial»). Así la institución aprende qué acciones funcionan.</w:t>
+      </w:r>
+    </w:p>
+    <w:p>
+      <w:r>
+        <w:rPr/>
+        <w:t xml:space="preserve">La pantalla </w:t>
+      </w:r>
+      <w:r>
+        <w:rPr>
+          <w:b/>
+        </w:rPr>
+        <w:t>Seguimiento</w:t>
+      </w:r>
+      <w:r>
+        <w:rPr/>
+        <w:t xml:space="preserve"> lista las 300 intervenciones más recientes con su estado. La autoridad académica la consulta en modo de lectura.</w:t>
+      </w:r>
+    </w:p>
+    <w:p>
+      <w:pPr>
+        <w:pStyle w:val="Heading2"/>
+      </w:pPr>
+      <w:r>
+        <w:t>8. Consulta conversacional</w:t>
+      </w:r>
+    </w:p>
+    <w:p>
+      <w:pPr>
+        <w:jc w:val="center"/>
+      </w:pPr>
+      <w:r>
+        <w:drawing>
+          <wp:inline xmlns:a="http://schemas.openxmlformats.org/drawingml/2006/main" xmlns:pic="http://schemas.openxmlformats.org/drawingml/2006/picture">
+            <wp:extent cx="5580000" cy="3487500"/>
+            <wp:docPr id="7" name="Picture 7"/>
+            <wp:cNvGraphicFramePr>
+              <a:graphicFrameLocks noChangeAspect="1"/>
+            </wp:cNvGraphicFramePr>
+            <a:graphic>
+              <a:graphicData uri="http://schemas.openxmlformats.org/drawingml/2006/picture">
+                <pic:pic>
+                  <pic:nvPicPr>
+                    <pic:cNvPr id="0" name="av2_cap_consulta.png"/>
+                    <pic:cNvPicPr/>
+                  </pic:nvPicPr>
+                  <pic:blipFill>
+                    <a:blip r:embed="rId17"/>
+                    <a:stretch>
+                      <a:fillRect/>
+                    </a:stretch>
+                  </pic:blipFill>
+                  <pic:spPr>
+                    <a:xfrm>
+                      <a:off x="0" y="0"/>
+                      <a:ext cx="5580000" cy="3487500"/>
+                    </a:xfrm>
+                    <a:prstGeom prst="rect"/>
+                  </pic:spPr>
+                </pic:pic>
+              </a:graphicData>
+            </a:graphic>
+          </wp:inline>
+        </w:drawing>
+      </w:r>
+    </w:p>
+    <w:p>
+      <w:r>
+        <w:rPr/>
+        <w:t xml:space="preserve">Escriba una pregunta en español y pulse Enter (Mayúsculas + Enter agrega una línea). También puede tocar una de las </w:t>
+      </w:r>
+      <w:r>
+        <w:rPr>
+          <w:b/>
+        </w:rPr>
+        <w:t>Preguntas frecuentes</w:t>
+      </w:r>
+      <w:r>
+        <w:rPr/>
+        <w:t xml:space="preserve"> de la derecha. Ejemplos:</w:t>
+      </w:r>
+    </w:p>
+    <w:p>
+      <w:pPr>
+        <w:pStyle w:val="ListBullet"/>
+      </w:pPr>
+      <w:r>
+        <w:rPr/>
+        <w:t>«¿Qué carreras tienen más estudiantes en riesgo?»</w:t>
+      </w:r>
+    </w:p>
+    <w:p>
+      <w:pPr>
+        <w:pStyle w:val="ListBullet"/>
+      </w:pPr>
+      <w:r>
+        <w:rPr/>
+        <w:t>«¿Cuántos estudiantes de Derecho están en riesgo alto?»</w:t>
+      </w:r>
+    </w:p>
+    <w:p>
+      <w:pPr>
+        <w:pStyle w:val="ListBullet"/>
+      </w:pPr>
+      <w:r>
+        <w:rPr/>
+        <w:t>«¿Cómo evolucionó el abandono por periodo?»</w:t>
+      </w:r>
+    </w:p>
+    <w:p>
+      <w:pPr>
+        <w:pStyle w:val="ListBullet"/>
+      </w:pPr>
+      <w:r>
+        <w:rPr/>
+        <w:t>«¿Qué tan preciso es el modelo?»</w:t>
+      </w:r>
+    </w:p>
+    <w:p>
+      <w:r>
+        <w:rPr/>
+        <w:t xml:space="preserve">Cada respuesta indica </w:t>
+      </w:r>
+      <w:r>
+        <w:rPr>
+          <w:b/>
+        </w:rPr>
+        <w:t>de dónde salió la cifra</w:t>
+      </w:r>
+      <w:r>
+        <w:rPr/>
+        <w:t>:</w:t>
+      </w:r>
+    </w:p>
+    <w:tbl>
+      <w:tblPr>
+        <w:tblStyle w:val="TableGrid"/>
+        <w:tblW w:type="auto" w:w="0"/>
+        <w:jc w:val="center"/>
+        <w:tblLook w:firstColumn="1" w:firstRow="1" w:lastColumn="0" w:lastRow="0" w:noHBand="0" w:noVBand="1" w:val="04A0"/>
+      </w:tblPr>
+      <w:tblGrid>
+        <w:gridCol w:w="4703"/>
+        <w:gridCol w:w="4703"/>
+      </w:tblGrid>
+      <w:tr>
+        <w:tc>
+          <w:tcPr>
+            <w:tcW w:type="dxa" w:w="4703"/>
+            <w:shd w:val="clear" w:color="auto" w:fill="002E45"/>
+          </w:tcPr>
+          <w:p>
+            <w:pPr>
+              <w:spacing w:after="0"/>
+            </w:pPr>
+            <w:r>
+              <w:rPr>
+                <w:b/>
+              </w:rPr>
+            </w:r>
+            <w:r>
+              <w:rPr>
+                <w:b/>
+                <w:color w:val="FFFFFF"/>
+                <w:sz w:val="19"/>
+              </w:rPr>
+              <w:t>Etiqueta</w:t>
+            </w:r>
+          </w:p>
+        </w:tc>
+        <w:tc>
+          <w:tcPr>
+            <w:tcW w:type="dxa" w:w="4703"/>
+            <w:shd w:val="clear" w:color="auto" w:fill="002E45"/>
+          </w:tcPr>
+          <w:p>
+            <w:pPr>
+              <w:spacing w:after="0"/>
+            </w:pPr>
+            <w:r>
+              <w:rPr>
+                <w:b/>
+              </w:rPr>
+            </w:r>
+            <w:r>
+              <w:rPr>
+                <w:b/>
+                <w:color w:val="FFFFFF"/>
+                <w:sz w:val="19"/>
+              </w:rPr>
+              <w:t>Significado</w:t>
+            </w:r>
+          </w:p>
+        </w:tc>
+      </w:tr>
+      <w:tr>
+        <w:tc>
+          <w:tcPr>
+            <w:tcW w:type="dxa" w:w="4703"/>
+          </w:tcPr>
+          <w:p>
+            <w:pPr>
+              <w:spacing w:after="0"/>
+            </w:pPr>
+            <w:r/>
+            <w:r>
+              <w:rPr>
+                <w:b/>
+                <w:sz w:val="19"/>
+              </w:rPr>
+              <w:t>Métrica certificada</w:t>
+            </w:r>
+          </w:p>
+        </w:tc>
+        <w:tc>
+          <w:tcPr>
+            <w:tcW w:type="dxa" w:w="4703"/>
+          </w:tcPr>
+          <w:p>
+            <w:pPr>
+              <w:spacing w:after="0"/>
+            </w:pPr>
+            <w:r/>
+            <w:r>
+              <w:rPr>
+                <w:sz w:val="19"/>
+              </w:rPr>
+              <w:t>Consulta fija revisada por los autores; la IA no interviene en la cifra</w:t>
+            </w:r>
+          </w:p>
+        </w:tc>
+      </w:tr>
+      <w:tr>
+        <w:tc>
+          <w:tcPr>
+            <w:tcW w:type="dxa" w:w="4703"/>
+            <w:shd w:val="clear" w:color="auto" w:fill="F2F6F9"/>
+          </w:tcPr>
+          <w:p>
+            <w:pPr>
+              <w:spacing w:after="0"/>
+            </w:pPr>
+            <w:r/>
+            <w:r>
+              <w:rPr>
+                <w:b/>
+                <w:sz w:val="19"/>
+              </w:rPr>
+              <w:t>Generada con IA y validada</w:t>
+            </w:r>
+          </w:p>
+        </w:tc>
+        <w:tc>
+          <w:tcPr>
+            <w:tcW w:type="dxa" w:w="4703"/>
+            <w:shd w:val="clear" w:color="auto" w:fill="F2F6F9"/>
+          </w:tcPr>
+          <w:p>
+            <w:pPr>
+              <w:spacing w:after="0"/>
+            </w:pPr>
+            <w:r/>
+            <w:r>
+              <w:rPr>
+                <w:sz w:val="19"/>
+              </w:rPr>
+              <w:t>La IA propuso la consulta y el sistema la validó (solo lectura, solo vistas autorizadas) antes de ejecutarla</w:t>
+            </w:r>
+          </w:p>
+        </w:tc>
+      </w:tr>
+      <w:tr>
+        <w:tc>
+          <w:tcPr>
+            <w:tcW w:type="dxa" w:w="4703"/>
+          </w:tcPr>
+          <w:p>
+            <w:pPr>
+              <w:spacing w:after="0"/>
+            </w:pPr>
+            <w:r/>
+            <w:r>
+              <w:rPr>
+                <w:b/>
+                <w:sz w:val="19"/>
+              </w:rPr>
+              <w:t>Barrera de seguridad</w:t>
+            </w:r>
+          </w:p>
+        </w:tc>
+        <w:tc>
+          <w:tcPr>
+            <w:tcW w:type="dxa" w:w="4703"/>
+          </w:tcPr>
+          <w:p>
+            <w:pPr>
+              <w:spacing w:after="0"/>
+            </w:pPr>
+            <w:r/>
+            <w:r>
+              <w:rPr>
+                <w:sz w:val="19"/>
+              </w:rPr>
+              <w:t>La pregunta no se ejecuta contra la base de datos</w:t>
+            </w:r>
+          </w:p>
+        </w:tc>
+      </w:tr>
+      <w:tr>
+        <w:tc>
+          <w:tcPr>
+            <w:tcW w:type="dxa" w:w="4703"/>
+            <w:shd w:val="clear" w:color="auto" w:fill="F2F6F9"/>
+          </w:tcPr>
+          <w:p>
+            <w:pPr>
+              <w:spacing w:after="0"/>
+            </w:pPr>
+            <w:r/>
+            <w:r>
+              <w:rPr>
+                <w:b/>
+                <w:sz w:val="19"/>
+              </w:rPr>
+              <w:t>Sin respuesta</w:t>
+            </w:r>
+          </w:p>
+        </w:tc>
+        <w:tc>
+          <w:tcPr>
+            <w:tcW w:type="dxa" w:w="4703"/>
+            <w:shd w:val="clear" w:color="auto" w:fill="F2F6F9"/>
+          </w:tcPr>
+          <w:p>
+            <w:pPr>
+              <w:spacing w:after="0"/>
+            </w:pPr>
+            <w:r/>
+            <w:r>
+              <w:rPr>
+                <w:sz w:val="19"/>
+              </w:rPr>
+              <w:t>No se encontró cómo responder con los datos disponibles</w:t>
+            </w:r>
+          </w:p>
+        </w:tc>
+      </w:tr>
+    </w:tbl>
+    <w:p>
+      <w:pPr>
+        <w:spacing w:after="40"/>
+      </w:pPr>
+    </w:p>
+    <w:p>
+      <w:r>
+        <w:rPr/>
+        <w:t>Con la respuesta en pantalla puede:</w:t>
+      </w:r>
+    </w:p>
+    <w:p>
+      <w:pPr>
+        <w:pStyle w:val="ListBullet"/>
+      </w:pPr>
+      <w:r>
+        <w:rPr/>
+        <w:t xml:space="preserve">pulsar </w:t>
+      </w:r>
+      <w:r>
+        <w:rPr>
+          <w:b/>
+        </w:rPr>
+        <w:t>Interpretar con IA</w:t>
+      </w:r>
+      <w:r>
+        <w:rPr/>
+        <w:t xml:space="preserve"> para obtener una lectura en palabras; la marca </w:t>
+      </w:r>
+      <w:r>
+        <w:rPr>
+          <w:i/>
+        </w:rPr>
+        <w:t>Cifras verificadas</w:t>
+      </w:r>
+      <w:r>
+        <w:rPr/>
+        <w:t xml:space="preserve"> indica que los números del texto coinciden con la tabla;</w:t>
+      </w:r>
+    </w:p>
+    <w:p>
+      <w:pPr>
+        <w:pStyle w:val="ListBullet"/>
+      </w:pPr>
+      <w:r>
+        <w:rPr/>
+        <w:t xml:space="preserve">descargar la tabla en </w:t>
+      </w:r>
+      <w:r>
+        <w:rPr>
+          <w:b/>
+        </w:rPr>
+        <w:t>Excel</w:t>
+      </w:r>
+      <w:r>
+        <w:rPr/>
+        <w:t>;</w:t>
+      </w:r>
+    </w:p>
+    <w:p>
+      <w:pPr>
+        <w:pStyle w:val="ListBullet"/>
+      </w:pPr>
+      <w:r>
+        <w:rPr>
+          <w:i/>
+        </w:rPr>
+        <w:t>(TI)</w:t>
+      </w:r>
+      <w:r>
+        <w:rPr/>
+        <w:t xml:space="preserve"> pulsar </w:t>
+      </w:r>
+      <w:r>
+        <w:rPr>
+          <w:b/>
+        </w:rPr>
+        <w:t>Ver SQL</w:t>
+      </w:r>
+      <w:r>
+        <w:rPr/>
+        <w:t xml:space="preserve"> para revisar la consulta ejecutada.</w:t>
+      </w:r>
+    </w:p>
+    <w:p>
+      <w:pPr>
+        <w:pStyle w:val="Heading3"/>
+      </w:pPr>
+      <w:r>
+        <w:t>Lo que la consulta no hace</w:t>
+      </w:r>
+    </w:p>
+    <w:p>
+      <w:r>
+        <w:rPr/>
+        <w:t xml:space="preserve">Solo </w:t>
+      </w:r>
+      <w:r>
+        <w:rPr>
+          <w:b/>
+        </w:rPr>
+        <w:t>lee</w:t>
+      </w:r>
+      <w:r>
+        <w:rPr/>
+        <w:t>. Si se le pide borrar, cambiar o agregar datos, o mostrar información de otra institución, responde con una barrera de seguridad y no ejecuta nada. Las cédulas siempre se muestran enmascaradas.</w:t>
+      </w:r>
+    </w:p>
+    <w:p>
+      <w:pPr>
+        <w:pStyle w:val="Heading2"/>
+      </w:pPr>
+      <w:r>
+        <w:t>9. Carreras</w:t>
+      </w:r>
+    </w:p>
+    <w:p>
+      <w:pPr>
+        <w:jc w:val="center"/>
+      </w:pPr>
+      <w:r>
+        <w:drawing>
+          <wp:inline xmlns:a="http://schemas.openxmlformats.org/drawingml/2006/main" xmlns:pic="http://schemas.openxmlformats.org/drawingml/2006/picture">
+            <wp:extent cx="5580000" cy="3487500"/>
+            <wp:docPr id="8" name="Picture 8"/>
+            <wp:cNvGraphicFramePr>
+              <a:graphicFrameLocks noChangeAspect="1"/>
+            </wp:cNvGraphicFramePr>
+            <a:graphic>
+              <a:graphicData uri="http://schemas.openxmlformats.org/drawingml/2006/picture">
+                <pic:pic>
+                  <pic:nvPicPr>
+                    <pic:cNvPr id="0" name="av2_cap_carreras.png"/>
+                    <pic:cNvPicPr/>
+                  </pic:nvPicPr>
+                  <pic:blipFill>
+                    <a:blip r:embed="rId18"/>
+                    <a:stretch>
+                      <a:fillRect/>
+                    </a:stretch>
+                  </pic:blipFill>
+                  <pic:spPr>
+                    <a:xfrm>
+                      <a:off x="0" y="0"/>
+                      <a:ext cx="5580000" cy="3487500"/>
+                    </a:xfrm>
+                    <a:prstGeom prst="rect"/>
+                  </pic:spPr>
+                </pic:pic>
+              </a:graphicData>
+            </a:graphic>
+          </wp:inline>
+        </w:drawing>
+      </w:r>
+    </w:p>
+    <w:p>
+      <w:r>
+        <w:rPr/>
+        <w:t xml:space="preserve">Las carreras se agrupan por su abandono histórico, rendimiento, asistencia y riesgo actual. Los segmentos se ordenan por el riesgo combinado (el abandono que ya ocurrió y el que el modelo anticipa); el primero es el de </w:t>
+      </w:r>
+      <w:r>
+        <w:rPr>
+          <w:b/>
+        </w:rPr>
+        <w:t>atención prioritaria</w:t>
+      </w:r>
+      <w:r>
+        <w:rPr/>
+        <w:t>.</w:t>
+      </w:r>
+    </w:p>
+    <w:p>
+      <w:pPr>
+        <w:pStyle w:val="ListBullet"/>
+      </w:pPr>
+      <w:r>
+        <w:rPr>
+          <w:b/>
+        </w:rPr>
+        <w:t>Mapa de carreras:</w:t>
+      </w:r>
+      <w:r>
+        <w:rPr/>
+        <w:t xml:space="preserve"> cada punto es una carrera; el tamaño indica el número de estudiantes.</w:t>
+      </w:r>
+    </w:p>
+    <w:p>
+      <w:pPr>
+        <w:pStyle w:val="ListBullet"/>
+      </w:pPr>
+      <w:r>
+        <w:rPr>
+          <w:b/>
+        </w:rPr>
+        <w:t>¿Qué tan sólida es la agrupación?:</w:t>
+      </w:r>
+      <w:r>
+        <w:rPr/>
+        <w:t xml:space="preserve"> la calidad de la separación y la comparación con otros algoritmos, explicadas en palabras.</w:t>
+      </w:r>
+    </w:p>
+    <w:p>
+      <w:pPr>
+        <w:pStyle w:val="ListBullet"/>
+      </w:pPr>
+      <w:r>
+        <w:rPr>
+          <w:b/>
+        </w:rPr>
+        <w:t>Detalle por carrera:</w:t>
+      </w:r>
+      <w:r>
+        <w:rPr/>
+        <w:t xml:space="preserve"> pulse una carrera para ver sus estudiantes.</w:t>
+      </w:r>
+    </w:p>
+    <w:p>
+      <w:pPr>
+        <w:pStyle w:val="Heading2"/>
+      </w:pPr>
+      <w:r>
+        <w:t>10. Referentes externos</w:t>
+      </w:r>
+    </w:p>
+    <w:p>
+      <w:r>
+        <w:rPr/>
+        <w:t xml:space="preserve">Muestra la tasa de abandono de la institución activa junto a las publicadas en estudios con revisión de pares. Lea el </w:t>
+      </w:r>
+      <w:r>
+        <w:rPr>
+          <w:b/>
+        </w:rPr>
+        <w:t>nivel de comparabilidad</w:t>
+      </w:r>
+      <w:r>
+        <w:rPr/>
+        <w:t xml:space="preserve"> antes de sacar conclusiones: las definiciones de abandono no siempre coinciden.</w:t>
+      </w:r>
+    </w:p>
+    <w:p>
+      <w:pPr>
+        <w:pStyle w:val="Heading2"/>
+      </w:pPr>
+      <w:r>
+        <w:t>11. Calidad del modelo</w:t>
+      </w:r>
+    </w:p>
+    <w:p>
+      <w:pPr>
+        <w:jc w:val="center"/>
+      </w:pPr>
+      <w:r>
+        <w:drawing>
+          <wp:inline xmlns:a="http://schemas.openxmlformats.org/drawingml/2006/main" xmlns:pic="http://schemas.openxmlformats.org/drawingml/2006/picture">
+            <wp:extent cx="5580000" cy="3487500"/>
+            <wp:docPr id="9" name="Picture 9"/>
+            <wp:cNvGraphicFramePr>
+              <a:graphicFrameLocks noChangeAspect="1"/>
+            </wp:cNvGraphicFramePr>
+            <a:graphic>
+              <a:graphicData uri="http://schemas.openxmlformats.org/drawingml/2006/picture">
+                <pic:pic>
+                  <pic:nvPicPr>
+                    <pic:cNvPr id="0" name="av2_cap_calidad.png"/>
+                    <pic:cNvPicPr/>
+                  </pic:nvPicPr>
+                  <pic:blipFill>
+                    <a:blip r:embed="rId19"/>
+                    <a:stretch>
+                      <a:fillRect/>
+                    </a:stretch>
+                  </pic:blipFill>
+                  <pic:spPr>
+                    <a:xfrm>
+                      <a:off x="0" y="0"/>
+                      <a:ext cx="5580000" cy="3487500"/>
+                    </a:xfrm>
+                    <a:prstGeom prst="rect"/>
+                  </pic:spPr>
+                </pic:pic>
+              </a:graphicData>
+            </a:graphic>
+          </wp:inline>
+        </w:drawing>
+      </w:r>
+    </w:p>
+    <w:p>
+      <w:r>
+        <w:rPr>
+          <w:i/>
+        </w:rPr>
+        <w:t>(Autoridad y TI.)</w:t>
+      </w:r>
+      <w:r>
+        <w:rPr/>
+        <w:t xml:space="preserve"> Resume cómo se validó el modelo de la institución activa:</w:t>
+      </w:r>
+    </w:p>
+    <w:p>
+      <w:pPr>
+        <w:pStyle w:val="ListBullet"/>
+      </w:pPr>
+      <w:r>
+        <w:rPr>
+          <w:b/>
+        </w:rPr>
+        <w:t>Modelos comparados</w:t>
+      </w:r>
+      <w:r>
+        <w:rPr/>
+        <w:t xml:space="preserve"> con validación cruzada agrupada por estudiante;</w:t>
+      </w:r>
+    </w:p>
+    <w:p>
+      <w:pPr>
+        <w:pStyle w:val="ListBullet"/>
+      </w:pPr>
+      <w:r>
+        <w:rPr>
+          <w:b/>
+        </w:rPr>
+        <w:t>Matrices de confusión</w:t>
+      </w:r>
+      <w:r>
+        <w:rPr/>
+        <w:t xml:space="preserve"> en los umbrales medio y alto;</w:t>
+      </w:r>
+    </w:p>
+    <w:p>
+      <w:pPr>
+        <w:pStyle w:val="ListBullet"/>
+      </w:pPr>
+      <w:r>
+        <w:rPr/>
+        <w:t xml:space="preserve">curvas </w:t>
+      </w:r>
+      <w:r>
+        <w:rPr>
+          <w:b/>
+        </w:rPr>
+        <w:t>ROC</w:t>
+      </w:r>
+      <w:r>
+        <w:rPr/>
+        <w:t xml:space="preserve">, </w:t>
+      </w:r>
+      <w:r>
+        <w:rPr>
+          <w:b/>
+        </w:rPr>
+        <w:t>precisión y exhaustividad</w:t>
+      </w:r>
+      <w:r>
+        <w:rPr/>
+        <w:t xml:space="preserve"> y </w:t>
+      </w:r>
+      <w:r>
+        <w:rPr>
+          <w:b/>
+        </w:rPr>
+        <w:t>calibración</w:t>
+      </w:r>
+      <w:r>
+        <w:rPr/>
+        <w:t xml:space="preserve"> («cerca de la diagonal, la probabilidad dice la verdad»);</w:t>
+      </w:r>
+    </w:p>
+    <w:p>
+      <w:pPr>
+        <w:pStyle w:val="ListBullet"/>
+      </w:pPr>
+      <w:r>
+        <w:rPr>
+          <w:b/>
+        </w:rPr>
+        <w:t>equidad</w:t>
+      </w:r>
+      <w:r>
+        <w:rPr/>
+        <w:t xml:space="preserve"> por subgrupo, </w:t>
+      </w:r>
+      <w:r>
+        <w:rPr>
+          <w:b/>
+        </w:rPr>
+        <w:t>exactitud por tema</w:t>
+      </w:r>
+      <w:r>
+        <w:rPr/>
+        <w:t xml:space="preserve"> de la consulta conversacional, </w:t>
+      </w:r>
+      <w:r>
+        <w:rPr>
+          <w:b/>
+        </w:rPr>
+        <w:t>pruebas de ataque</w:t>
+      </w:r>
+      <w:r>
+        <w:rPr/>
+        <w:t xml:space="preserve"> y la </w:t>
+      </w:r>
+      <w:r>
+        <w:rPr>
+          <w:b/>
+        </w:rPr>
+        <w:t>ficha del modelo</w:t>
+      </w:r>
+      <w:r>
+        <w:rPr/>
+        <w:t xml:space="preserve"> (para qué sirve, para qué no y cómo se controla).</w:t>
+      </w:r>
+    </w:p>
+    <w:p>
+      <w:pPr>
+        <w:pStyle w:val="Heading2"/>
+      </w:pPr>
+      <w:r>
+        <w:t>12. Reportes ejecutivos</w:t>
+      </w:r>
+    </w:p>
+    <w:p>
+      <w:r>
+        <w:rPr/>
+        <w:t>Descargue el estado del riesgo de la institución activa:</w:t>
+      </w:r>
+    </w:p>
+    <w:p>
+      <w:pPr>
+        <w:pStyle w:val="ListBullet"/>
+      </w:pPr>
+      <w:r>
+        <w:rPr>
+          <w:b/>
+        </w:rPr>
+        <w:t>Reporte ejecutivo en PDF</w:t>
+      </w:r>
+      <w:r>
+        <w:rPr/>
+        <w:t xml:space="preserve"> para reuniones;</w:t>
+      </w:r>
+    </w:p>
+    <w:p>
+      <w:pPr>
+        <w:pStyle w:val="ListBullet"/>
+      </w:pPr>
+      <w:r>
+        <w:rPr>
+          <w:b/>
+        </w:rPr>
+        <w:t>Libro de Excel</w:t>
+      </w:r>
+      <w:r>
+        <w:rPr/>
+        <w:t xml:space="preserve"> con el detalle para análisis.</w:t>
+      </w:r>
+    </w:p>
+    <w:p>
+      <w:r>
+        <w:rPr/>
+        <w:t>Se generan al momento con los datos vigentes, con las cédulas enmascaradas, y la descarga queda registrada en la auditoría.</w:t>
+      </w:r>
+    </w:p>
+    <w:p>
+      <w:pPr>
+        <w:pStyle w:val="Heading2"/>
+      </w:pPr>
+      <w:r>
+        <w:t>13. Mi cuenta</w:t>
+      </w:r>
+    </w:p>
+    <w:p>
+      <w:r>
+        <w:rPr/>
+        <w:t xml:space="preserve">En el menú de su cuenta, </w:t>
+      </w:r>
+      <w:r>
+        <w:rPr>
+          <w:b/>
+        </w:rPr>
+        <w:t>Mi cuenta</w:t>
+      </w:r>
+      <w:r>
+        <w:rPr/>
+        <w:t xml:space="preserve"> muestra su usuario, rol e instituciones, y permite </w:t>
+      </w:r>
+      <w:r>
+        <w:rPr>
+          <w:b/>
+        </w:rPr>
+        <w:t>cambiar la contraseña</w:t>
+      </w:r>
+      <w:r>
+        <w:rPr/>
+        <w:t xml:space="preserve"> (mínimo 8 caracteres; se pide la actual).</w:t>
+      </w:r>
+    </w:p>
+    <w:p>
+      <w:pPr>
+        <w:pStyle w:val="Heading2"/>
+      </w:pPr>
+      <w:r>
+        <w:t>14. Administración de TI</w:t>
+      </w:r>
+    </w:p>
+    <w:tbl>
+      <w:tblPr>
+        <w:tblStyle w:val="TableGrid"/>
+        <w:tblW w:type="auto" w:w="0"/>
+        <w:jc w:val="center"/>
+        <w:tblLook w:firstColumn="1" w:firstRow="1" w:lastColumn="0" w:lastRow="0" w:noHBand="0" w:noVBand="1" w:val="04A0"/>
+      </w:tblPr>
+      <w:tblGrid>
+        <w:gridCol w:w="4703"/>
+        <w:gridCol w:w="4703"/>
+      </w:tblGrid>
+      <w:tr>
+        <w:tc>
+          <w:tcPr>
+            <w:tcW w:type="dxa" w:w="4703"/>
+            <w:shd w:val="clear" w:color="auto" w:fill="002E45"/>
+          </w:tcPr>
+          <w:p>
+            <w:pPr>
+              <w:spacing w:after="0"/>
+            </w:pPr>
+            <w:r>
+              <w:rPr>
+                <w:b/>
+              </w:rPr>
+            </w:r>
+            <w:r>
+              <w:rPr>
+                <w:b/>
+                <w:color w:val="FFFFFF"/>
+                <w:sz w:val="19"/>
+              </w:rPr>
+              <w:t>Pantalla</w:t>
+            </w:r>
+          </w:p>
+        </w:tc>
+        <w:tc>
+          <w:tcPr>
+            <w:tcW w:type="dxa" w:w="4703"/>
+            <w:shd w:val="clear" w:color="auto" w:fill="002E45"/>
+          </w:tcPr>
+          <w:p>
+            <w:pPr>
+              <w:spacing w:after="0"/>
+            </w:pPr>
+            <w:r>
+              <w:rPr>
+                <w:b/>
+              </w:rPr>
+            </w:r>
+            <w:r>
+              <w:rPr>
+                <w:b/>
+                <w:color w:val="FFFFFF"/>
+                <w:sz w:val="19"/>
+              </w:rPr>
+              <w:t>Qué permite</w:t>
+            </w:r>
+          </w:p>
+        </w:tc>
+      </w:tr>
+      <w:tr>
+        <w:tc>
+          <w:tcPr>
+            <w:tcW w:type="dxa" w:w="4703"/>
+          </w:tcPr>
+          <w:p>
+            <w:pPr>
+              <w:spacing w:after="0"/>
+            </w:pPr>
+            <w:r/>
+            <w:r>
+              <w:rPr>
+                <w:b/>
+                <w:sz w:val="19"/>
+              </w:rPr>
+              <w:t>Usuarios y roles</w:t>
+            </w:r>
+          </w:p>
+        </w:tc>
+        <w:tc>
+          <w:tcPr>
+            <w:tcW w:type="dxa" w:w="4703"/>
+          </w:tcPr>
+          <w:p>
+            <w:pPr>
+              <w:spacing w:after="0"/>
+            </w:pPr>
+            <w:r/>
+            <w:r>
+              <w:rPr>
+                <w:sz w:val="19"/>
+              </w:rPr>
+              <w:t>Crear cuentas (</w:t>
+            </w:r>
+            <w:r>
+              <w:rPr>
+                <w:b/>
+                <w:sz w:val="19"/>
+              </w:rPr>
+              <w:t>Nueva cuenta</w:t>
+            </w:r>
+            <w:r>
+              <w:rPr>
+                <w:sz w:val="19"/>
+              </w:rPr>
+              <w:t>, con contraseña inicial de al menos 8 caracteres), editar nombre, correo, rol e instituciones, activar o desactivar, asignar una nueva contraseña y eliminar</w:t>
+            </w:r>
+          </w:p>
+        </w:tc>
+      </w:tr>
+      <w:tr>
+        <w:tc>
+          <w:tcPr>
+            <w:tcW w:type="dxa" w:w="4703"/>
+            <w:shd w:val="clear" w:color="auto" w:fill="F2F6F9"/>
+          </w:tcPr>
+          <w:p>
+            <w:pPr>
+              <w:spacing w:after="0"/>
+            </w:pPr>
+            <w:r/>
+            <w:r>
+              <w:rPr>
+                <w:b/>
+                <w:sz w:val="19"/>
+              </w:rPr>
+              <w:t>Auditoría</w:t>
+            </w:r>
+          </w:p>
+        </w:tc>
+        <w:tc>
+          <w:tcPr>
+            <w:tcW w:type="dxa" w:w="4703"/>
+            <w:shd w:val="clear" w:color="auto" w:fill="F2F6F9"/>
+          </w:tcPr>
+          <w:p>
+            <w:pPr>
+              <w:spacing w:after="0"/>
+            </w:pPr>
+            <w:r/>
+            <w:r>
+              <w:rPr>
+                <w:sz w:val="19"/>
+              </w:rPr>
+              <w:t>Los 500 eventos más recientes: ingresos y rechazos, fichas abiertas, simulaciones, consultas (con la huella del SQL), exportaciones, intervenciones y altas, cambios y bajas de cuentas; filtrable por usuario y acción</w:t>
+            </w:r>
+          </w:p>
+        </w:tc>
+      </w:tr>
+      <w:tr>
+        <w:tc>
+          <w:tcPr>
+            <w:tcW w:type="dxa" w:w="4703"/>
+          </w:tcPr>
+          <w:p>
+            <w:pPr>
+              <w:spacing w:after="0"/>
+            </w:pPr>
+            <w:r/>
+            <w:r>
+              <w:rPr>
+                <w:b/>
+                <w:sz w:val="19"/>
+              </w:rPr>
+              <w:t>Estado del sistema</w:t>
+            </w:r>
+          </w:p>
+        </w:tc>
+        <w:tc>
+          <w:tcPr>
+            <w:tcW w:type="dxa" w:w="4703"/>
+          </w:tcPr>
+          <w:p>
+            <w:pPr>
+              <w:spacing w:after="0"/>
+            </w:pPr>
+            <w:r/>
+            <w:r>
+              <w:rPr>
+                <w:sz w:val="19"/>
+              </w:rPr>
+              <w:t xml:space="preserve">Carga de datos, modelo y calificación de cada institución, alertas de </w:t>
+            </w:r>
+            <w:r>
+              <w:rPr>
+                <w:b/>
+                <w:sz w:val="19"/>
+              </w:rPr>
+              <w:t>deriva</w:t>
+            </w:r>
+            <w:r>
+              <w:rPr>
+                <w:sz w:val="19"/>
+              </w:rPr>
+              <w:t xml:space="preserve"> de las variables, proveedores de IA configurados y la última corrida de los procesos por lotes</w:t>
+            </w:r>
+          </w:p>
+        </w:tc>
+      </w:tr>
+    </w:tbl>
+    <w:p>
+      <w:pPr>
+        <w:spacing w:after="40"/>
+      </w:pPr>
+    </w:p>
+    <w:p>
+      <w:pPr>
+        <w:jc w:val="center"/>
+      </w:pPr>
+      <w:r>
+        <w:drawing>
+          <wp:inline xmlns:a="http://schemas.openxmlformats.org/drawingml/2006/main" xmlns:pic="http://schemas.openxmlformats.org/drawingml/2006/picture">
+            <wp:extent cx="5580000" cy="3487500"/>
+            <wp:docPr id="10" name="Picture 10"/>
+            <wp:cNvGraphicFramePr>
+              <a:graphicFrameLocks noChangeAspect="1"/>
+            </wp:cNvGraphicFramePr>
+            <a:graphic>
+              <a:graphicData uri="http://schemas.openxmlformats.org/drawingml/2006/picture">
+                <pic:pic>
+                  <pic:nvPicPr>
+                    <pic:cNvPr id="0" name="av2_cap_usuarios.png"/>
+                    <pic:cNvPicPr/>
+                  </pic:nvPicPr>
+                  <pic:blipFill>
+                    <a:blip r:embed="rId20"/>
+                    <a:stretch>
+                      <a:fillRect/>
+                    </a:stretch>
+                  </pic:blipFill>
+                  <pic:spPr>
+                    <a:xfrm>
+                      <a:off x="0" y="0"/>
+                      <a:ext cx="5580000" cy="3487500"/>
+                    </a:xfrm>
+                    <a:prstGeom prst="rect"/>
+                  </pic:spPr>
+                </pic:pic>
+              </a:graphicData>
+            </a:graphic>
+          </wp:inline>
+        </w:drawing>
+      </w:r>
+    </w:p>
+    <w:p>
+      <w:pPr>
+        <w:pStyle w:val="Heading2"/>
+      </w:pPr>
+      <w:r>
+        <w:t>15. En el teléfono</w:t>
+      </w:r>
+    </w:p>
+    <w:p>
+      <w:r>
+        <w:rPr/>
+        <w:t>La aplicación se adapta a la pantalla del teléfono: el menú se abre con el botón de la esquina superior y la lista de estudiantes pasa a tarjetas.</w:t>
+      </w:r>
+    </w:p>
+    <w:p>
+      <w:pPr>
+        <w:jc w:val="center"/>
+      </w:pPr>
+      <w:r>
+        <w:drawing>
+          <wp:inline xmlns:a="http://schemas.openxmlformats.org/drawingml/2006/main" xmlns:pic="http://schemas.openxmlformats.org/drawingml/2006/picture">
+            <wp:extent cx="2340000" cy="5064000"/>
+            <wp:docPr id="11" name="Picture 11"/>
+            <wp:cNvGraphicFramePr>
+              <a:graphicFrameLocks noChangeAspect="1"/>
+            </wp:cNvGraphicFramePr>
+            <a:graphic>
+              <a:graphicData uri="http://schemas.openxmlformats.org/drawingml/2006/picture">
+                <pic:pic>
+                  <pic:nvPicPr>
+                    <pic:cNvPr id="0" name="av2_cap_movil_panel.png"/>
+                    <pic:cNvPicPr/>
+                  </pic:nvPicPr>
+                  <pic:blipFill>
+                    <a:blip r:embed="rId21"/>
+                    <a:stretch>
+                      <a:fillRect/>
+                    </a:stretch>
+                  </pic:blipFill>
+                  <pic:spPr>
+                    <a:xfrm>
+                      <a:off x="0" y="0"/>
+                      <a:ext cx="2340000" cy="5064000"/>
+                    </a:xfrm>
+                    <a:prstGeom prst="rect"/>
+                  </pic:spPr>
+                </pic:pic>
+              </a:graphicData>
+            </a:graphic>
+          </wp:inline>
+        </w:drawing>
+      </w:r>
+    </w:p>
+    <w:p>
+      <w:r>
+        <w:rPr/>
+        <w:t>&amp;nbsp;</w:t>
+      </w:r>
+    </w:p>
+    <w:p>
+      <w:pPr>
+        <w:jc w:val="center"/>
+      </w:pPr>
+      <w:r>
+        <w:drawing>
+          <wp:inline xmlns:a="http://schemas.openxmlformats.org/drawingml/2006/main" xmlns:pic="http://schemas.openxmlformats.org/drawingml/2006/picture">
+            <wp:extent cx="2340000" cy="5064000"/>
+            <wp:docPr id="12" name="Picture 12"/>
+            <wp:cNvGraphicFramePr>
+              <a:graphicFrameLocks noChangeAspect="1"/>
+            </wp:cNvGraphicFramePr>
+            <a:graphic>
+              <a:graphicData uri="http://schemas.openxmlformats.org/drawingml/2006/picture">
+                <pic:pic>
+                  <pic:nvPicPr>
+                    <pic:cNvPr id="0" name="av2_cap_movil_estudiantes.png"/>
+                    <pic:cNvPicPr/>
+                  </pic:nvPicPr>
+                  <pic:blipFill>
+                    <a:blip r:embed="rId22"/>
+                    <a:stretch>
+                      <a:fillRect/>
+                    </a:stretch>
+                  </pic:blipFill>
+                  <pic:spPr>
+                    <a:xfrm>
+                      <a:off x="0" y="0"/>
+                      <a:ext cx="2340000" cy="5064000"/>
+                    </a:xfrm>
+                    <a:prstGeom prst="rect"/>
+                  </pic:spPr>
+                </pic:pic>
+              </a:graphicData>
+            </a:graphic>
+          </wp:inline>
+        </w:drawing>
+      </w:r>
+    </w:p>
+    <w:p>
+      <w:pPr>
+        <w:pStyle w:val="Heading2"/>
+      </w:pPr>
+      <w:r>
+        <w:t>16. Problemas frecuentes</w:t>
+      </w:r>
+    </w:p>
+    <w:tbl>
+      <w:tblPr>
+        <w:tblStyle w:val="TableGrid"/>
+        <w:tblW w:type="auto" w:w="0"/>
+        <w:jc w:val="center"/>
+        <w:tblLook w:firstColumn="1" w:firstRow="1" w:lastColumn="0" w:lastRow="0" w:noHBand="0" w:noVBand="1" w:val="04A0"/>
+      </w:tblPr>
+      <w:tblGrid>
+        <w:gridCol w:w="4703"/>
+        <w:gridCol w:w="4703"/>
+      </w:tblGrid>
+      <w:tr>
+        <w:tc>
+          <w:tcPr>
+            <w:tcW w:type="dxa" w:w="4703"/>
+            <w:shd w:val="clear" w:color="auto" w:fill="002E45"/>
+          </w:tcPr>
+          <w:p>
+            <w:pPr>
+              <w:spacing w:after="0"/>
+            </w:pPr>
+            <w:r>
+              <w:rPr>
+                <w:b/>
+              </w:rPr>
+            </w:r>
+            <w:r>
+              <w:rPr>
+                <w:b/>
+                <w:color w:val="FFFFFF"/>
+                <w:sz w:val="19"/>
+              </w:rPr>
+              <w:t>Situación</w:t>
             </w:r>
           </w:p>
         </w:tc>
@@ -3616,7 +3902,7 @@
               <w:rPr>
                 <w:sz w:val="19"/>
               </w:rPr>
-              <w:t>Revise mayúsculas y minúsculas; si persiste, pida a un administrador que restablezca la contraseña</w:t>
+              <w:t>Revise mayúsculas; tras cinco intentos espere cinco minutos o pida a TI que restablezca la clave</w:t>
             </w:r>
           </w:p>
         </w:tc>
@@ -3636,7 +3922,7 @@
               <w:rPr>
                 <w:sz w:val="19"/>
               </w:rPr>
-              <w:t>«Sesión cerrada por inactividad»</w:t>
+              <w:t>El panel dice «Todavía no hay estudiantes calificados»</w:t>
             </w:r>
           </w:p>
         </w:tc>
@@ -3654,7 +3940,20 @@
               <w:rPr>
                 <w:sz w:val="19"/>
               </w:rPr>
-              <w:t>Vuelva a ingresar; la sesión dura 30 minutos sin uso</w:t>
+              <w:t xml:space="preserve">Los procesos por lotes no se han ejecutado para esa institución: avise a TI (lo ve en </w:t>
+            </w:r>
+            <w:r>
+              <w:rPr>
+                <w:i/>
+                <w:sz w:val="19"/>
+              </w:rPr>
+              <w:t>Estado del sistema</w:t>
+            </w:r>
+            <w:r>
+              <w:rPr>
+                <w:sz w:val="19"/>
+              </w:rPr>
+              <w:t>)</w:t>
             </w:r>
           </w:p>
         </w:tc>
@@ -3671,16 +3970,9 @@
             <w:r/>
             <w:r>
               <w:rPr>
-                <w:b/>
                 <w:sz w:val="19"/>
               </w:rPr>
-              <w:t>Indicadores</w:t>
-            </w:r>
-            <w:r>
-              <w:rPr>
-                <w:sz w:val="19"/>
-              </w:rPr>
-              <w:t xml:space="preserve"> dice que espera una base operativa</w:t>
+              <w:t>No aparece una opción del menú</w:t>
             </w:r>
           </w:p>
         </w:tc>
@@ -3697,7 +3989,7 @@
               <w:rPr>
                 <w:sz w:val="19"/>
               </w:rPr>
-              <w:t>Conéctese y elija una institución (sección 3)</w:t>
+              <w:t>Su rol no la incluye (sección 2)</w:t>
             </w:r>
           </w:p>
         </w:tc>
@@ -3717,7 +4009,7 @@
               <w:rPr>
                 <w:sz w:val="19"/>
               </w:rPr>
-              <w:t>No aparece el panel de riesgo</w:t>
+              <w:t>La consulta responde «Sin respuesta»</w:t>
             </w:r>
           </w:p>
         </w:tc>
@@ -3735,7 +4027,7 @@
               <w:rPr>
                 <w:sz w:val="19"/>
               </w:rPr>
-              <w:t>Su rol no es ACADÉMICO ni ADMINISTRADOR, o la institución elegida no es académica</w:t>
+              <w:t>Reformule con palabras del menú (carrera, riesgo, periodo, nivel) o use una pregunta frecuente</w:t>
             </w:r>
           </w:p>
         </w:tc>
@@ -3754,7 +4046,7 @@
               <w:rPr>
                 <w:sz w:val="19"/>
               </w:rPr>
-              <w:t>La conexión tarda y termina en «Tiempo de espera agotado»</w:t>
+              <w:t>Aviso de proveedor de IA no disponible</w:t>
             </w:r>
           </w:p>
         </w:tc>
@@ -3771,7 +4063,7 @@
               <w:rPr>
                 <w:sz w:val="19"/>
               </w:rPr>
-              <w:t>El servidor de base de datos está apagado: avise al personal de TI</w:t>
+              <w:t>Se agotó la cuota del proveedor: las métricas certificadas y todas las pantallas siguen funcionando</w:t>
             </w:r>
           </w:p>
         </w:tc>
@@ -3791,7 +4083,7 @@
               <w:rPr>
                 <w:sz w:val="19"/>
               </w:rPr>
-              <w:t>El chat responde con un aviso de proveedor no disponible</w:t>
+              <w:t>Una cifra de la consulta no coincide con el panel</w:t>
             </w:r>
           </w:p>
         </w:tc>
@@ -3809,43 +4101,7 @@
               <w:rPr>
                 <w:sz w:val="19"/>
               </w:rPr>
-              <w:t>Se agotó la cuota gratuita de IA del día: los paneles siguen funcionando; vuelva a intentar más tarde</w:t>
-            </w:r>
-          </w:p>
-        </w:tc>
-      </w:tr>
-      <w:tr>
-        <w:tc>
-          <w:tcPr>
-            <w:tcW w:type="dxa" w:w="4703"/>
-          </w:tcPr>
-          <w:p>
-            <w:pPr>
-              <w:spacing w:after="0"/>
-            </w:pPr>
-            <w:r/>
-            <w:r>
-              <w:rPr>
-                <w:sz w:val="19"/>
-              </w:rPr>
-              <w:t>Una respuesta del chat no coincide con el panel</w:t>
-            </w:r>
-          </w:p>
-        </w:tc>
-        <w:tc>
-          <w:tcPr>
-            <w:tcW w:type="dxa" w:w="4703"/>
-          </w:tcPr>
-          <w:p>
-            <w:pPr>
-              <w:spacing w:after="0"/>
-            </w:pPr>
-            <w:r/>
-            <w:r>
-              <w:rPr>
-                <w:sz w:val="19"/>
-              </w:rPr>
-              <w:t>Compare con el panel, que siempre es la referencia; reformule la pregunta o avise al administrador</w:t>
+              <w:t>El panel es la referencia; reformule la pregunta y avise a TI</w:t>
             </w:r>
           </w:p>
         </w:tc>
@@ -3861,416 +4117,14 @@
         <w:pStyle w:val="Heading2"/>
       </w:pPr>
       <w:r>
-        <w:t>12. Glosario</w:t>
+        <w:t>17. Cuidado de los datos</w:t>
       </w:r>
     </w:p>
-    <w:tbl>
-      <w:tblPr>
-        <w:tblStyle w:val="TableGrid"/>
-        <w:tblW w:type="auto" w:w="0"/>
-        <w:jc w:val="center"/>
-        <w:tblLook w:firstColumn="1" w:firstRow="1" w:lastColumn="0" w:lastRow="0" w:noHBand="0" w:noVBand="1" w:val="04A0"/>
-      </w:tblPr>
-      <w:tblGrid>
-        <w:gridCol w:w="4703"/>
-        <w:gridCol w:w="4703"/>
-      </w:tblGrid>
-      <w:tr>
-        <w:tc>
-          <w:tcPr>
-            <w:tcW w:type="dxa" w:w="4703"/>
-            <w:shd w:val="clear" w:color="auto" w:fill="002E45"/>
-          </w:tcPr>
-          <w:p>
-            <w:pPr>
-              <w:spacing w:after="0"/>
-            </w:pPr>
-            <w:r>
-              <w:rPr>
-                <w:b/>
-              </w:rPr>
-            </w:r>
-            <w:r>
-              <w:rPr>
-                <w:b/>
-                <w:color w:val="FFFFFF"/>
-                <w:sz w:val="19"/>
-              </w:rPr>
-              <w:t>Término</w:t>
-            </w:r>
-          </w:p>
-        </w:tc>
-        <w:tc>
-          <w:tcPr>
-            <w:tcW w:type="dxa" w:w="4703"/>
-            <w:shd w:val="clear" w:color="auto" w:fill="002E45"/>
-          </w:tcPr>
-          <w:p>
-            <w:pPr>
-              <w:spacing w:after="0"/>
-            </w:pPr>
-            <w:r>
-              <w:rPr>
-                <w:b/>
-              </w:rPr>
-            </w:r>
-            <w:r>
-              <w:rPr>
-                <w:b/>
-                <w:color w:val="FFFFFF"/>
-                <w:sz w:val="19"/>
-              </w:rPr>
-              <w:t>Significado</w:t>
-            </w:r>
-          </w:p>
-        </w:tc>
-      </w:tr>
-      <w:tr>
-        <w:tc>
-          <w:tcPr>
-            <w:tcW w:type="dxa" w:w="4703"/>
-          </w:tcPr>
-          <w:p>
-            <w:pPr>
-              <w:spacing w:after="0"/>
-            </w:pPr>
-            <w:r/>
-            <w:r>
-              <w:rPr>
-                <w:b/>
-                <w:sz w:val="19"/>
-              </w:rPr>
-              <w:t>Abandono</w:t>
-            </w:r>
-          </w:p>
-        </w:tc>
-        <w:tc>
-          <w:tcPr>
-            <w:tcW w:type="dxa" w:w="4703"/>
-          </w:tcPr>
-          <w:p>
-            <w:pPr>
-              <w:spacing w:after="0"/>
-            </w:pPr>
-            <w:r/>
-            <w:r>
-              <w:rPr>
-                <w:sz w:val="19"/>
-              </w:rPr>
-              <w:t>El alumno no continúa sus estudios en el periodo siguiente</w:t>
-            </w:r>
-          </w:p>
-        </w:tc>
-      </w:tr>
-      <w:tr>
-        <w:tc>
-          <w:tcPr>
-            <w:tcW w:type="dxa" w:w="4703"/>
-            <w:shd w:val="clear" w:color="auto" w:fill="F2F6F9"/>
-          </w:tcPr>
-          <w:p>
-            <w:pPr>
-              <w:spacing w:after="0"/>
-            </w:pPr>
-            <w:r/>
-            <w:r>
-              <w:rPr>
-                <w:b/>
-                <w:sz w:val="19"/>
-              </w:rPr>
-              <w:t>Probabilidad de abandono</w:t>
-            </w:r>
-          </w:p>
-        </w:tc>
-        <w:tc>
-          <w:tcPr>
-            <w:tcW w:type="dxa" w:w="4703"/>
-            <w:shd w:val="clear" w:color="auto" w:fill="F2F6F9"/>
-          </w:tcPr>
-          <w:p>
-            <w:pPr>
-              <w:spacing w:after="0"/>
-            </w:pPr>
-            <w:r/>
-            <w:r>
-              <w:rPr>
-                <w:sz w:val="19"/>
-              </w:rPr>
-              <w:t>Estimación del modelo, de 0 % a 100 %, para el próximo periodo</w:t>
-            </w:r>
-          </w:p>
-        </w:tc>
-      </w:tr>
-      <w:tr>
-        <w:tc>
-          <w:tcPr>
-            <w:tcW w:type="dxa" w:w="4703"/>
-          </w:tcPr>
-          <w:p>
-            <w:pPr>
-              <w:spacing w:after="0"/>
-            </w:pPr>
-            <w:r/>
-            <w:r>
-              <w:rPr>
-                <w:b/>
-                <w:sz w:val="19"/>
-              </w:rPr>
-              <w:t>Umbral</w:t>
-            </w:r>
-          </w:p>
-        </w:tc>
-        <w:tc>
-          <w:tcPr>
-            <w:tcW w:type="dxa" w:w="4703"/>
-          </w:tcPr>
-          <w:p>
-            <w:pPr>
-              <w:spacing w:after="0"/>
-            </w:pPr>
-            <w:r/>
-            <w:r>
-              <w:rPr>
-                <w:sz w:val="19"/>
-              </w:rPr>
-              <w:t>Probabilidad a partir de la cual un alumno se marca como riesgo ALTO</w:t>
-            </w:r>
-          </w:p>
-        </w:tc>
-      </w:tr>
-      <w:tr>
-        <w:tc>
-          <w:tcPr>
-            <w:tcW w:type="dxa" w:w="4703"/>
-            <w:shd w:val="clear" w:color="auto" w:fill="F2F6F9"/>
-          </w:tcPr>
-          <w:p>
-            <w:pPr>
-              <w:spacing w:after="0"/>
-            </w:pPr>
-            <w:r/>
-            <w:r>
-              <w:rPr>
-                <w:b/>
-                <w:sz w:val="19"/>
-              </w:rPr>
-              <w:t>Factores</w:t>
-            </w:r>
-          </w:p>
-        </w:tc>
-        <w:tc>
-          <w:tcPr>
-            <w:tcW w:type="dxa" w:w="4703"/>
-            <w:shd w:val="clear" w:color="auto" w:fill="F2F6F9"/>
-          </w:tcPr>
-          <w:p>
-            <w:pPr>
-              <w:spacing w:after="0"/>
-            </w:pPr>
-            <w:r/>
-            <w:r>
-              <w:rPr>
-                <w:sz w:val="19"/>
-              </w:rPr>
-              <w:t>Las tres características del alumno que más elevan su riesgo según el modelo</w:t>
-            </w:r>
-          </w:p>
-        </w:tc>
-      </w:tr>
-      <w:tr>
-        <w:tc>
-          <w:tcPr>
-            <w:tcW w:type="dxa" w:w="4703"/>
-          </w:tcPr>
-          <w:p>
-            <w:pPr>
-              <w:spacing w:after="0"/>
-            </w:pPr>
-            <w:r/>
-            <w:r>
-              <w:rPr>
-                <w:b/>
-                <w:sz w:val="19"/>
-              </w:rPr>
-              <w:t>ROC-AUC</w:t>
-            </w:r>
-          </w:p>
-        </w:tc>
-        <w:tc>
-          <w:tcPr>
-            <w:tcW w:type="dxa" w:w="4703"/>
-          </w:tcPr>
-          <w:p>
-            <w:pPr>
-              <w:spacing w:after="0"/>
-            </w:pPr>
-            <w:r/>
-            <w:r>
-              <w:rPr>
-                <w:sz w:val="19"/>
-              </w:rPr>
-              <w:t>Medida de 0,5 a 1 de qué tan bien el modelo separa a quienes abandonan de quienes continúan</w:t>
-            </w:r>
-          </w:p>
-        </w:tc>
-      </w:tr>
-      <w:tr>
-        <w:tc>
-          <w:tcPr>
-            <w:tcW w:type="dxa" w:w="4703"/>
-            <w:shd w:val="clear" w:color="auto" w:fill="F2F6F9"/>
-          </w:tcPr>
-          <w:p>
-            <w:pPr>
-              <w:spacing w:after="0"/>
-            </w:pPr>
-            <w:r/>
-            <w:r>
-              <w:rPr>
-                <w:b/>
-                <w:sz w:val="19"/>
-              </w:rPr>
-              <w:t>Recall (detecta X %)</w:t>
-            </w:r>
-          </w:p>
-        </w:tc>
-        <w:tc>
-          <w:tcPr>
-            <w:tcW w:type="dxa" w:w="4703"/>
-            <w:shd w:val="clear" w:color="auto" w:fill="F2F6F9"/>
-          </w:tcPr>
-          <w:p>
-            <w:pPr>
-              <w:spacing w:after="0"/>
-            </w:pPr>
-            <w:r/>
-            <w:r>
-              <w:rPr>
-                <w:sz w:val="19"/>
-              </w:rPr>
-              <w:t>De cada 100 alumnos que abandonan, cuántos marca el modelo</w:t>
-            </w:r>
-          </w:p>
-        </w:tc>
-      </w:tr>
-      <w:tr>
-        <w:tc>
-          <w:tcPr>
-            <w:tcW w:type="dxa" w:w="4703"/>
-          </w:tcPr>
-          <w:p>
-            <w:pPr>
-              <w:spacing w:after="0"/>
-            </w:pPr>
-            <w:r/>
-            <w:r>
-              <w:rPr>
-                <w:b/>
-                <w:sz w:val="19"/>
-              </w:rPr>
-              <w:t>Segmento</w:t>
-            </w:r>
-          </w:p>
-        </w:tc>
-        <w:tc>
-          <w:tcPr>
-            <w:tcW w:type="dxa" w:w="4703"/>
-          </w:tcPr>
-          <w:p>
-            <w:pPr>
-              <w:spacing w:after="0"/>
-            </w:pPr>
-            <w:r/>
-            <w:r>
-              <w:rPr>
-                <w:sz w:val="19"/>
-              </w:rPr>
-              <w:t>Grupo de carreras con comportamiento parecido frente al abandono</w:t>
-            </w:r>
-          </w:p>
-        </w:tc>
-      </w:tr>
-      <w:tr>
-        <w:tc>
-          <w:tcPr>
-            <w:tcW w:type="dxa" w:w="4703"/>
-            <w:shd w:val="clear" w:color="auto" w:fill="F2F6F9"/>
-          </w:tcPr>
-          <w:p>
-            <w:pPr>
-              <w:spacing w:after="0"/>
-            </w:pPr>
-            <w:r/>
-            <w:r>
-              <w:rPr>
-                <w:b/>
-                <w:sz w:val="19"/>
-              </w:rPr>
-              <w:t>Benchmarking</w:t>
-            </w:r>
-          </w:p>
-        </w:tc>
-        <w:tc>
-          <w:tcPr>
-            <w:tcW w:type="dxa" w:w="4703"/>
-            <w:shd w:val="clear" w:color="auto" w:fill="F2F6F9"/>
-          </w:tcPr>
-          <w:p>
-            <w:pPr>
-              <w:spacing w:after="0"/>
-            </w:pPr>
-            <w:r/>
-            <w:r>
-              <w:rPr>
-                <w:sz w:val="19"/>
-              </w:rPr>
-              <w:t>Comparación con referentes publicados en revistas científicas</w:t>
-            </w:r>
-          </w:p>
-        </w:tc>
-      </w:tr>
-      <w:tr>
-        <w:tc>
-          <w:tcPr>
-            <w:tcW w:type="dxa" w:w="4703"/>
-          </w:tcPr>
-          <w:p>
-            <w:pPr>
-              <w:spacing w:after="0"/>
-            </w:pPr>
-            <w:r/>
-            <w:r>
-              <w:rPr>
-                <w:b/>
-                <w:sz w:val="19"/>
-              </w:rPr>
-              <w:t>Institución activa</w:t>
-            </w:r>
-          </w:p>
-        </w:tc>
-        <w:tc>
-          <w:tcPr>
-            <w:tcW w:type="dxa" w:w="4703"/>
-          </w:tcPr>
-          <w:p>
-            <w:pPr>
-              <w:spacing w:after="0"/>
-            </w:pPr>
-            <w:r/>
-            <w:r>
-              <w:rPr>
-                <w:sz w:val="19"/>
-              </w:rPr>
-              <w:t>La base de datos con la que está trabajando en ese momento</w:t>
-            </w:r>
-          </w:p>
-        </w:tc>
-      </w:tr>
-    </w:tbl>
     <w:p>
-      <w:pPr>
-        <w:spacing w:after="40"/>
-      </w:pPr>
+      <w:r>
+        <w:rPr/>
+        <w:t>VicMar aplica la Ley Orgánica de Protección de Datos Personales del Ecuador: el modelo no usa nombres ni cédulas, las cédulas se muestran enmascaradas, cada institución ve solo sus datos y cada acceso a información de estudiantes queda registrado. No comparta su cuenta ni descargue reportes en equipos públicos.</w:t>
+      </w:r>
     </w:p>
     <w:sectPr>
       <w:headerReference w:type="default" r:id="rId10"/>
@@ -4327,7 +4181,7 @@
         <w:color w:val="5B7385"/>
         <w:sz w:val="17"/>
       </w:rPr>
-      <w:t>VicMar Data AI · Manual de usuario</w:t>
+      <w:t>VicMar · Manual de usuario</w:t>
     </w:r>
   </w:p>
 </w:hdr>
